--- a/testakten/erbrecht-pflichtteilsergaenzung-niesbrauch-depot-sylt/02_chronologie_arbeitsstand.docx
+++ b/testakten/erbrecht-pflichtteilsergaenzung-niesbrauch-depot-sylt/02_chronologie_arbeitsstand.docx
@@ -4,70 +4,208 @@
   <w:body>
     <w:p>
       <w:pPr>
-        <w:pStyle w:val="Heading1"/>
+        <w:spacing w:after="40"/>
       </w:pPr>
       <w:r>
-        <w:t>Chronologie Arbeitsstand</w:t>
+        <w:rPr>
+          <w:rFonts w:ascii="Arial" w:hAnsi="Arial"/>
+          <w:b/>
+          <w:color w:val="17365D"/>
+          <w:sz w:val="17"/>
+        </w:rPr>
+        <w:t>ARBEITSCHRONOLOGIE</w:t>
       </w:r>
     </w:p>
     <w:p>
       <w:pPr>
-        <w:pStyle w:val="Heading2"/>
+        <w:spacing w:after="40"/>
       </w:pPr>
       <w:r>
-        <w:t>1. Datengerüst</w:t>
+        <w:rPr>
+          <w:rFonts w:ascii="Arial" w:hAnsi="Arial"/>
+          <w:b/>
+          <w:sz w:val="25"/>
+        </w:rPr>
+        <w:t>Petersen &amp; Hagedorn Rechtsanwälte</w:t>
+      </w:r>
+    </w:p>
+    <w:p>
+      <w:pPr>
+        <w:spacing w:after="200"/>
+      </w:pPr>
+      <w:r>
+        <w:rPr>
+          <w:rFonts w:ascii="Arial" w:hAnsi="Arial"/>
+          <w:color w:val="586069"/>
+          <w:sz w:val="17"/>
+        </w:rPr>
+        <w:t>Fachbereich Erbrecht | Friedrichstraße 21 | 25980 Sylt | Telefon 04651 882140</w:t>
+      </w:r>
+    </w:p>
+    <w:p>
+      <w:pPr>
+        <w:spacing w:after="160"/>
+      </w:pPr>
+      <w:r>
+        <w:t>Intern - elektronische Handakte</w:t>
+      </w:r>
+    </w:p>
+    <w:p>
+      <w:pPr>
+        <w:spacing w:after="80"/>
+      </w:pPr>
+      <w:r>
+        <w:rPr>
+          <w:rFonts w:ascii="Arial" w:hAnsi="Arial"/>
+          <w:color w:val="586069"/>
+          <w:sz w:val="18"/>
+        </w:rPr>
+        <w:t>Datum: 01.07.2026  |  Zeichen: PMH/26-184 AM</w:t>
+      </w:r>
+    </w:p>
+    <w:p>
+      <w:pPr>
+        <w:pStyle w:val="Title"/>
+      </w:pPr>
+      <w:r>
+        <w:t>Chronologie und Belegstatus</w:t>
+      </w:r>
+    </w:p>
+    <w:p>
+      <w:pPr>
+        <w:jc w:val="both"/>
+      </w:pPr>
+      <w:r>
+        <w:t>Die Chronologie bildet Tatsachen, Beleglage und Widersprüche ab. Datumsangaben ohne Primärbeleg bleiben als vorläufig gekennzeichnet.</w:t>
+      </w:r>
+    </w:p>
+    <w:p>
+      <w:pPr>
+        <w:pStyle w:val="Heading1"/>
+      </w:pPr>
+      <w:r>
+        <w:t>1. Zeitachse</w:t>
       </w:r>
     </w:p>
     <w:tbl>
       <w:tblPr>
         <w:tblStyle w:val="TableGrid"/>
-        <w:tblW w:type="auto" w:w="0"/>
+        <w:tblW w:type="dxa" w:w="9600"/>
+        <w:tblLayout w:type="fixed"/>
         <w:tblLook w:firstColumn="1" w:firstRow="1" w:lastColumn="0" w:lastRow="0" w:noHBand="0" w:noVBand="1" w:val="04A0"/>
+        <w:tblInd w:w="120" w:type="dxa"/>
       </w:tblPr>
       <w:tblGrid>
-        <w:gridCol w:w="2160"/>
-        <w:gridCol w:w="2160"/>
-        <w:gridCol w:w="2160"/>
-        <w:gridCol w:w="2160"/>
+        <w:gridCol w:w="1250"/>
+        <w:gridCol w:w="2750"/>
+        <w:gridCol w:w="2500"/>
+        <w:gridCol w:w="3100"/>
       </w:tblGrid>
       <w:tr>
+        <w:trPr>
+          <w:tblHeader w:val="true"/>
+        </w:trPr>
         <w:tc>
           <w:tcPr>
-            <w:tcW w:type="dxa" w:w="2160"/>
+            <w:tcW w:type="dxa" w:w="1250"/>
+            <w:vAlign w:val="center"/>
+            <w:shd w:fill="DCE6F1"/>
+            <w:tcMar>
+              <w:top w:w="90" w:type="dxa"/>
+              <w:start w:w="120" w:type="dxa"/>
+              <w:bottom w:w="90" w:type="dxa"/>
+              <w:end w:w="120" w:type="dxa"/>
+            </w:tcMar>
           </w:tcPr>
           <w:p>
+            <w:pPr>
+              <w:spacing w:after="0"/>
+            </w:pPr>
             <w:r>
+              <w:rPr>
+                <w:rFonts w:ascii="Arial" w:hAnsi="Arial"/>
+                <w:b/>
+                <w:sz w:val="18"/>
+              </w:rPr>
               <w:t>Datum</w:t>
             </w:r>
           </w:p>
         </w:tc>
         <w:tc>
           <w:tcPr>
-            <w:tcW w:type="dxa" w:w="2160"/>
+            <w:tcW w:type="dxa" w:w="2750"/>
+            <w:vAlign w:val="center"/>
+            <w:shd w:fill="DCE6F1"/>
+            <w:tcMar>
+              <w:top w:w="90" w:type="dxa"/>
+              <w:start w:w="120" w:type="dxa"/>
+              <w:bottom w:w="90" w:type="dxa"/>
+              <w:end w:w="120" w:type="dxa"/>
+            </w:tcMar>
           </w:tcPr>
           <w:p>
+            <w:pPr>
+              <w:spacing w:after="0"/>
+            </w:pPr>
             <w:r>
+              <w:rPr>
+                <w:rFonts w:ascii="Arial" w:hAnsi="Arial"/>
+                <w:b/>
+                <w:sz w:val="18"/>
+              </w:rPr>
               <w:t>Vorgang</w:t>
             </w:r>
           </w:p>
         </w:tc>
         <w:tc>
           <w:tcPr>
-            <w:tcW w:type="dxa" w:w="2160"/>
+            <w:tcW w:type="dxa" w:w="2500"/>
+            <w:vAlign w:val="center"/>
+            <w:shd w:fill="DCE6F1"/>
+            <w:tcMar>
+              <w:top w:w="90" w:type="dxa"/>
+              <w:start w:w="120" w:type="dxa"/>
+              <w:bottom w:w="90" w:type="dxa"/>
+              <w:end w:w="120" w:type="dxa"/>
+            </w:tcMar>
           </w:tcPr>
           <w:p>
+            <w:pPr>
+              <w:spacing w:after="0"/>
+            </w:pPr>
             <w:r>
-              <w:t>Beleg</w:t>
+              <w:rPr>
+                <w:rFonts w:ascii="Arial" w:hAnsi="Arial"/>
+                <w:b/>
+                <w:sz w:val="18"/>
+              </w:rPr>
+              <w:t>Quelle</w:t>
             </w:r>
           </w:p>
         </w:tc>
         <w:tc>
           <w:tcPr>
-            <w:tcW w:type="dxa" w:w="2160"/>
+            <w:tcW w:type="dxa" w:w="3100"/>
+            <w:vAlign w:val="center"/>
+            <w:shd w:fill="DCE6F1"/>
+            <w:tcMar>
+              <w:top w:w="90" w:type="dxa"/>
+              <w:start w:w="120" w:type="dxa"/>
+              <w:bottom w:w="90" w:type="dxa"/>
+              <w:end w:w="120" w:type="dxa"/>
+            </w:tcMar>
           </w:tcPr>
           <w:p>
+            <w:pPr>
+              <w:spacing w:after="0"/>
+            </w:pPr>
             <w:r>
-              <w:t>Unsicherheit</w:t>
+              <w:rPr>
+                <w:rFonts w:ascii="Arial" w:hAnsi="Arial"/>
+                <w:b/>
+                <w:sz w:val="18"/>
+              </w:rPr>
+              <w:t>Offener Punkt</w:t>
             </w:r>
           </w:p>
         </w:tc>
@@ -75,41 +213,97 @@
       <w:tr>
         <w:tc>
           <w:tcPr>
-            <w:tcW w:type="dxa" w:w="2160"/>
+            <w:tcW w:type="dxa" w:w="1250"/>
+            <w:vAlign w:val="center"/>
+            <w:tcMar>
+              <w:top w:w="90" w:type="dxa"/>
+              <w:start w:w="120" w:type="dxa"/>
+              <w:bottom w:w="90" w:type="dxa"/>
+              <w:end w:w="120" w:type="dxa"/>
+            </w:tcMar>
           </w:tcPr>
           <w:p>
+            <w:pPr>
+              <w:spacing w:after="0" w:line="259" w:lineRule="auto"/>
+            </w:pPr>
             <w:r>
+              <w:rPr>
+                <w:rFonts w:ascii="Arial" w:hAnsi="Arial"/>
+                <w:sz w:val="17"/>
+              </w:rPr>
               <w:t>03.02.2018</w:t>
             </w:r>
           </w:p>
         </w:tc>
         <w:tc>
           <w:tcPr>
-            <w:tcW w:type="dxa" w:w="2160"/>
+            <w:tcW w:type="dxa" w:w="2750"/>
+            <w:vAlign w:val="center"/>
+            <w:tcMar>
+              <w:top w:w="90" w:type="dxa"/>
+              <w:start w:w="120" w:type="dxa"/>
+              <w:bottom w:w="90" w:type="dxa"/>
+              <w:end w:w="120" w:type="dxa"/>
+            </w:tcMar>
           </w:tcPr>
           <w:p>
+            <w:pPr>
+              <w:spacing w:after="0" w:line="259" w:lineRule="auto"/>
+            </w:pPr>
             <w:r>
-              <w:t>Hausübertragung an Karsten</w:t>
+              <w:rPr>
+                <w:rFonts w:ascii="Arial" w:hAnsi="Arial"/>
+                <w:sz w:val="17"/>
+              </w:rPr>
+              <w:t>Grundstücksübertragung an Karsten</w:t>
             </w:r>
           </w:p>
         </w:tc>
         <w:tc>
           <w:tcPr>
-            <w:tcW w:type="dxa" w:w="2160"/>
+            <w:tcW w:type="dxa" w:w="2500"/>
+            <w:vAlign w:val="center"/>
+            <w:tcMar>
+              <w:top w:w="90" w:type="dxa"/>
+              <w:start w:w="120" w:type="dxa"/>
+              <w:bottom w:w="90" w:type="dxa"/>
+              <w:end w:w="120" w:type="dxa"/>
+            </w:tcMar>
           </w:tcPr>
           <w:p>
+            <w:pPr>
+              <w:spacing w:after="0" w:line="259" w:lineRule="auto"/>
+            </w:pPr>
             <w:r>
-              <w:t>Notarvertrag</w:t>
+              <w:rPr>
+                <w:rFonts w:ascii="Arial" w:hAnsi="Arial"/>
+                <w:sz w:val="17"/>
+              </w:rPr>
+              <w:t>UR 118/2018, unvollständige Kopie</w:t>
             </w:r>
           </w:p>
         </w:tc>
         <w:tc>
           <w:tcPr>
-            <w:tcW w:type="dxa" w:w="2160"/>
+            <w:tcW w:type="dxa" w:w="3100"/>
+            <w:vAlign w:val="center"/>
+            <w:tcMar>
+              <w:top w:w="90" w:type="dxa"/>
+              <w:start w:w="120" w:type="dxa"/>
+              <w:bottom w:w="90" w:type="dxa"/>
+              <w:end w:w="120" w:type="dxa"/>
+            </w:tcMar>
           </w:tcPr>
           <w:p>
+            <w:pPr>
+              <w:spacing w:after="0" w:line="259" w:lineRule="auto"/>
+            </w:pPr>
             <w:r>
-              <w:t>Nießbrauch vorbehalten</w:t>
+              <w:rPr>
+                <w:rFonts w:ascii="Arial" w:hAnsi="Arial"/>
+                <w:sz w:val="17"/>
+              </w:rPr>
+              <w:t>gesamter Urkundentext und Vollzugsmitteilung</w:t>
             </w:r>
           </w:p>
         </w:tc>
@@ -117,41 +311,101 @@
       <w:tr>
         <w:tc>
           <w:tcPr>
-            <w:tcW w:type="dxa" w:w="2160"/>
+            <w:tcW w:type="dxa" w:w="1250"/>
+            <w:vAlign w:val="center"/>
+            <w:shd w:fill="F2F4F7"/>
+            <w:tcMar>
+              <w:top w:w="90" w:type="dxa"/>
+              <w:start w:w="120" w:type="dxa"/>
+              <w:bottom w:w="90" w:type="dxa"/>
+              <w:end w:w="120" w:type="dxa"/>
+            </w:tcMar>
           </w:tcPr>
           <w:p>
+            <w:pPr>
+              <w:spacing w:after="0" w:line="259" w:lineRule="auto"/>
+            </w:pPr>
             <w:r>
-              <w:t>18.09.2021</w:t>
+              <w:rPr>
+                <w:rFonts w:ascii="Arial" w:hAnsi="Arial"/>
+                <w:sz w:val="17"/>
+              </w:rPr>
+              <w:t>19.04.2018</w:t>
             </w:r>
           </w:p>
         </w:tc>
         <w:tc>
           <w:tcPr>
-            <w:tcW w:type="dxa" w:w="2160"/>
+            <w:tcW w:type="dxa" w:w="2750"/>
+            <w:vAlign w:val="center"/>
+            <w:shd w:fill="F2F4F7"/>
+            <w:tcMar>
+              <w:top w:w="90" w:type="dxa"/>
+              <w:start w:w="120" w:type="dxa"/>
+              <w:bottom w:w="90" w:type="dxa"/>
+              <w:end w:w="120" w:type="dxa"/>
+            </w:tcMar>
           </w:tcPr>
           <w:p>
+            <w:pPr>
+              <w:spacing w:after="0" w:line="259" w:lineRule="auto"/>
+            </w:pPr>
             <w:r>
-              <w:t>Depotübertrag Theo</w:t>
+              <w:rPr>
+                <w:rFonts w:ascii="Arial" w:hAnsi="Arial"/>
+                <w:sz w:val="17"/>
+              </w:rPr>
+              <w:t>Eigentumsumschreibung</w:t>
             </w:r>
           </w:p>
         </w:tc>
         <w:tc>
           <w:tcPr>
-            <w:tcW w:type="dxa" w:w="2160"/>
+            <w:tcW w:type="dxa" w:w="2500"/>
+            <w:vAlign w:val="center"/>
+            <w:shd w:fill="F2F4F7"/>
+            <w:tcMar>
+              <w:top w:w="90" w:type="dxa"/>
+              <w:start w:w="120" w:type="dxa"/>
+              <w:bottom w:w="90" w:type="dxa"/>
+              <w:end w:w="120" w:type="dxa"/>
+            </w:tcMar>
           </w:tcPr>
           <w:p>
+            <w:pPr>
+              <w:spacing w:after="0" w:line="259" w:lineRule="auto"/>
+            </w:pPr>
             <w:r>
-              <w:t>Bankbeleg</w:t>
+              <w:rPr>
+                <w:rFonts w:ascii="Arial" w:hAnsi="Arial"/>
+                <w:sz w:val="17"/>
+              </w:rPr>
+              <w:t>Grundbuchmitteilung laut Karsten</w:t>
             </w:r>
           </w:p>
         </w:tc>
         <w:tc>
           <w:tcPr>
-            <w:tcW w:type="dxa" w:w="2160"/>
+            <w:tcW w:type="dxa" w:w="3100"/>
+            <w:vAlign w:val="center"/>
+            <w:shd w:fill="F2F4F7"/>
+            <w:tcMar>
+              <w:top w:w="90" w:type="dxa"/>
+              <w:start w:w="120" w:type="dxa"/>
+              <w:bottom w:w="90" w:type="dxa"/>
+              <w:end w:w="120" w:type="dxa"/>
+            </w:tcMar>
           </w:tcPr>
           <w:p>
+            <w:pPr>
+              <w:spacing w:after="0" w:line="259" w:lineRule="auto"/>
+            </w:pPr>
             <w:r>
-              <w:t>Schenkungszweck unklar</w:t>
+              <w:rPr>
+                <w:rFonts w:ascii="Arial" w:hAnsi="Arial"/>
+                <w:sz w:val="17"/>
+              </w:rPr>
+              <w:t>aktueller und historischer Auszug</w:t>
             </w:r>
           </w:p>
         </w:tc>
@@ -159,40 +413,496 @@
       <w:tr>
         <w:tc>
           <w:tcPr>
-            <w:tcW w:type="dxa" w:w="2160"/>
+            <w:tcW w:type="dxa" w:w="1250"/>
+            <w:vAlign w:val="center"/>
+            <w:tcMar>
+              <w:top w:w="90" w:type="dxa"/>
+              <w:start w:w="120" w:type="dxa"/>
+              <w:bottom w:w="90" w:type="dxa"/>
+              <w:end w:w="120" w:type="dxa"/>
+            </w:tcMar>
           </w:tcPr>
           <w:p>
+            <w:pPr>
+              <w:spacing w:after="0" w:line="259" w:lineRule="auto"/>
+            </w:pPr>
             <w:r>
+              <w:rPr>
+                <w:rFonts w:ascii="Arial" w:hAnsi="Arial"/>
+                <w:sz w:val="17"/>
+              </w:rPr>
+              <w:t>2018-2025</w:t>
+            </w:r>
+          </w:p>
+        </w:tc>
+        <w:tc>
+          <w:tcPr>
+            <w:tcW w:type="dxa" w:w="2750"/>
+            <w:vAlign w:val="center"/>
+            <w:tcMar>
+              <w:top w:w="90" w:type="dxa"/>
+              <w:start w:w="120" w:type="dxa"/>
+              <w:bottom w:w="90" w:type="dxa"/>
+              <w:end w:w="120" w:type="dxa"/>
+            </w:tcMar>
+          </w:tcPr>
+          <w:p>
+            <w:pPr>
+              <w:spacing w:after="0" w:line="259" w:lineRule="auto"/>
+            </w:pPr>
+            <w:r>
+              <w:rPr>
+                <w:rFonts w:ascii="Arial" w:hAnsi="Arial"/>
+                <w:sz w:val="17"/>
+              </w:rPr>
+              <w:t>Ferienvermietung Obergeschoss</w:t>
+            </w:r>
+          </w:p>
+        </w:tc>
+        <w:tc>
+          <w:tcPr>
+            <w:tcW w:type="dxa" w:w="2500"/>
+            <w:vAlign w:val="center"/>
+            <w:tcMar>
+              <w:top w:w="90" w:type="dxa"/>
+              <w:start w:w="120" w:type="dxa"/>
+              <w:bottom w:w="90" w:type="dxa"/>
+              <w:end w:w="120" w:type="dxa"/>
+            </w:tcMar>
+          </w:tcPr>
+          <w:p>
+            <w:pPr>
+              <w:spacing w:after="0" w:line="259" w:lineRule="auto"/>
+            </w:pPr>
+            <w:r>
+              <w:rPr>
+                <w:rFonts w:ascii="Arial" w:hAnsi="Arial"/>
+                <w:sz w:val="17"/>
+              </w:rPr>
+              <w:t>Kalender und Kontoauszüge auszugsweise</w:t>
+            </w:r>
+          </w:p>
+        </w:tc>
+        <w:tc>
+          <w:tcPr>
+            <w:tcW w:type="dxa" w:w="3100"/>
+            <w:vAlign w:val="center"/>
+            <w:tcMar>
+              <w:top w:w="90" w:type="dxa"/>
+              <w:start w:w="120" w:type="dxa"/>
+              <w:bottom w:w="90" w:type="dxa"/>
+              <w:end w:w="120" w:type="dxa"/>
+            </w:tcMar>
+          </w:tcPr>
+          <w:p>
+            <w:pPr>
+              <w:spacing w:after="0" w:line="259" w:lineRule="auto"/>
+            </w:pPr>
+            <w:r>
+              <w:rPr>
+                <w:rFonts w:ascii="Arial" w:hAnsi="Arial"/>
+                <w:sz w:val="17"/>
+              </w:rPr>
+              <w:t>Vertragspartner, Mieterlöse, Kosten</w:t>
+            </w:r>
+          </w:p>
+        </w:tc>
+      </w:tr>
+      <w:tr>
+        <w:tc>
+          <w:tcPr>
+            <w:tcW w:type="dxa" w:w="1250"/>
+            <w:vAlign w:val="center"/>
+            <w:shd w:fill="F2F4F7"/>
+            <w:tcMar>
+              <w:top w:w="90" w:type="dxa"/>
+              <w:start w:w="120" w:type="dxa"/>
+              <w:bottom w:w="90" w:type="dxa"/>
+              <w:end w:w="120" w:type="dxa"/>
+            </w:tcMar>
+          </w:tcPr>
+          <w:p>
+            <w:pPr>
+              <w:spacing w:after="0" w:line="259" w:lineRule="auto"/>
+            </w:pPr>
+            <w:r>
+              <w:rPr>
+                <w:rFonts w:ascii="Arial" w:hAnsi="Arial"/>
+                <w:sz w:val="17"/>
+              </w:rPr>
+              <w:t>18.09.2021</w:t>
+            </w:r>
+          </w:p>
+        </w:tc>
+        <w:tc>
+          <w:tcPr>
+            <w:tcW w:type="dxa" w:w="2750"/>
+            <w:vAlign w:val="center"/>
+            <w:shd w:fill="F2F4F7"/>
+            <w:tcMar>
+              <w:top w:w="90" w:type="dxa"/>
+              <w:start w:w="120" w:type="dxa"/>
+              <w:bottom w:w="90" w:type="dxa"/>
+              <w:end w:w="120" w:type="dxa"/>
+            </w:tcMar>
+          </w:tcPr>
+          <w:p>
+            <w:pPr>
+              <w:spacing w:after="0" w:line="259" w:lineRule="auto"/>
+            </w:pPr>
+            <w:r>
+              <w:rPr>
+                <w:rFonts w:ascii="Arial" w:hAnsi="Arial"/>
+                <w:sz w:val="17"/>
+              </w:rPr>
+              <w:t>Depotübertrag auf Theo</w:t>
+            </w:r>
+          </w:p>
+        </w:tc>
+        <w:tc>
+          <w:tcPr>
+            <w:tcW w:type="dxa" w:w="2500"/>
+            <w:vAlign w:val="center"/>
+            <w:shd w:fill="F2F4F7"/>
+            <w:tcMar>
+              <w:top w:w="90" w:type="dxa"/>
+              <w:start w:w="120" w:type="dxa"/>
+              <w:bottom w:w="90" w:type="dxa"/>
+              <w:end w:w="120" w:type="dxa"/>
+            </w:tcMar>
+          </w:tcPr>
+          <w:p>
+            <w:pPr>
+              <w:spacing w:after="0" w:line="259" w:lineRule="auto"/>
+            </w:pPr>
+            <w:r>
+              <w:rPr>
+                <w:rFonts w:ascii="Arial" w:hAnsi="Arial"/>
+                <w:sz w:val="17"/>
+              </w:rPr>
+              <w:t>Bankbuchung 47-88301</w:t>
+            </w:r>
+          </w:p>
+        </w:tc>
+        <w:tc>
+          <w:tcPr>
+            <w:tcW w:type="dxa" w:w="3100"/>
+            <w:vAlign w:val="center"/>
+            <w:shd w:fill="F2F4F7"/>
+            <w:tcMar>
+              <w:top w:w="90" w:type="dxa"/>
+              <w:start w:w="120" w:type="dxa"/>
+              <w:bottom w:w="90" w:type="dxa"/>
+              <w:end w:w="120" w:type="dxa"/>
+            </w:tcMar>
+          </w:tcPr>
+          <w:p>
+            <w:pPr>
+              <w:spacing w:after="0" w:line="259" w:lineRule="auto"/>
+            </w:pPr>
+            <w:r>
+              <w:rPr>
+                <w:rFonts w:ascii="Arial" w:hAnsi="Arial"/>
+                <w:sz w:val="17"/>
+              </w:rPr>
+              <w:t>Depotauftrag, Gegenleistung, Ertragsabrede</w:t>
+            </w:r>
+          </w:p>
+        </w:tc>
+      </w:tr>
+      <w:tr>
+        <w:tc>
+          <w:tcPr>
+            <w:tcW w:type="dxa" w:w="1250"/>
+            <w:vAlign w:val="center"/>
+            <w:tcMar>
+              <w:top w:w="90" w:type="dxa"/>
+              <w:start w:w="120" w:type="dxa"/>
+              <w:bottom w:w="90" w:type="dxa"/>
+              <w:end w:w="120" w:type="dxa"/>
+            </w:tcMar>
+          </w:tcPr>
+          <w:p>
+            <w:pPr>
+              <w:spacing w:after="0" w:line="259" w:lineRule="auto"/>
+            </w:pPr>
+            <w:r>
+              <w:rPr>
+                <w:rFonts w:ascii="Arial" w:hAnsi="Arial"/>
+                <w:sz w:val="17"/>
+              </w:rPr>
+              <w:t>06.05.2022</w:t>
+            </w:r>
+          </w:p>
+        </w:tc>
+        <w:tc>
+          <w:tcPr>
+            <w:tcW w:type="dxa" w:w="2750"/>
+            <w:vAlign w:val="center"/>
+            <w:tcMar>
+              <w:top w:w="90" w:type="dxa"/>
+              <w:start w:w="120" w:type="dxa"/>
+              <w:bottom w:w="90" w:type="dxa"/>
+              <w:end w:w="120" w:type="dxa"/>
+            </w:tcMar>
+          </w:tcPr>
+          <w:p>
+            <w:pPr>
+              <w:spacing w:after="0" w:line="259" w:lineRule="auto"/>
+            </w:pPr>
+            <w:r>
+              <w:rPr>
+                <w:rFonts w:ascii="Arial" w:hAnsi="Arial"/>
+                <w:sz w:val="17"/>
+              </w:rPr>
+              <w:t>Einzeltestament Helga</w:t>
+            </w:r>
+          </w:p>
+        </w:tc>
+        <w:tc>
+          <w:tcPr>
+            <w:tcW w:type="dxa" w:w="2500"/>
+            <w:vAlign w:val="center"/>
+            <w:tcMar>
+              <w:top w:w="90" w:type="dxa"/>
+              <w:start w:w="120" w:type="dxa"/>
+              <w:bottom w:w="90" w:type="dxa"/>
+              <w:end w:w="120" w:type="dxa"/>
+            </w:tcMar>
+          </w:tcPr>
+          <w:p>
+            <w:pPr>
+              <w:spacing w:after="0" w:line="259" w:lineRule="auto"/>
+            </w:pPr>
+            <w:r>
+              <w:rPr>
+                <w:rFonts w:ascii="Arial" w:hAnsi="Arial"/>
+                <w:sz w:val="17"/>
+              </w:rPr>
+              <w:t>Eröffnungsabschrift</w:t>
+            </w:r>
+          </w:p>
+        </w:tc>
+        <w:tc>
+          <w:tcPr>
+            <w:tcW w:type="dxa" w:w="3100"/>
+            <w:vAlign w:val="center"/>
+            <w:tcMar>
+              <w:top w:w="90" w:type="dxa"/>
+              <w:start w:w="120" w:type="dxa"/>
+              <w:bottom w:w="90" w:type="dxa"/>
+              <w:end w:w="120" w:type="dxa"/>
+            </w:tcMar>
+          </w:tcPr>
+          <w:p>
+            <w:pPr>
+              <w:spacing w:after="0" w:line="259" w:lineRule="auto"/>
+            </w:pPr>
+            <w:r>
+              <w:rPr>
+                <w:rFonts w:ascii="Arial" w:hAnsi="Arial"/>
+                <w:sz w:val="17"/>
+              </w:rPr>
+              <w:t>Auslegung und frühere Verfügungen</w:t>
+            </w:r>
+          </w:p>
+        </w:tc>
+      </w:tr>
+      <w:tr>
+        <w:tc>
+          <w:tcPr>
+            <w:tcW w:type="dxa" w:w="1250"/>
+            <w:vAlign w:val="center"/>
+            <w:shd w:fill="F2F4F7"/>
+            <w:tcMar>
+              <w:top w:w="90" w:type="dxa"/>
+              <w:start w:w="120" w:type="dxa"/>
+              <w:bottom w:w="90" w:type="dxa"/>
+              <w:end w:w="120" w:type="dxa"/>
+            </w:tcMar>
+          </w:tcPr>
+          <w:p>
+            <w:pPr>
+              <w:spacing w:after="0" w:line="259" w:lineRule="auto"/>
+            </w:pPr>
+            <w:r>
+              <w:rPr>
+                <w:rFonts w:ascii="Arial" w:hAnsi="Arial"/>
+                <w:sz w:val="17"/>
+              </w:rPr>
+              <w:t>03.11.2023</w:t>
+            </w:r>
+          </w:p>
+        </w:tc>
+        <w:tc>
+          <w:tcPr>
+            <w:tcW w:type="dxa" w:w="2750"/>
+            <w:vAlign w:val="center"/>
+            <w:shd w:fill="F2F4F7"/>
+            <w:tcMar>
+              <w:top w:w="90" w:type="dxa"/>
+              <w:start w:w="120" w:type="dxa"/>
+              <w:bottom w:w="90" w:type="dxa"/>
+              <w:end w:w="120" w:type="dxa"/>
+            </w:tcMar>
+          </w:tcPr>
+          <w:p>
+            <w:pPr>
+              <w:spacing w:after="0" w:line="259" w:lineRule="auto"/>
+            </w:pPr>
+            <w:r>
+              <w:rPr>
+                <w:rFonts w:ascii="Arial" w:hAnsi="Arial"/>
+                <w:sz w:val="17"/>
+              </w:rPr>
+              <w:t>Beginn ambulanter Pflege</w:t>
+            </w:r>
+          </w:p>
+        </w:tc>
+        <w:tc>
+          <w:tcPr>
+            <w:tcW w:type="dxa" w:w="2500"/>
+            <w:vAlign w:val="center"/>
+            <w:shd w:fill="F2F4F7"/>
+            <w:tcMar>
+              <w:top w:w="90" w:type="dxa"/>
+              <w:start w:w="120" w:type="dxa"/>
+              <w:bottom w:w="90" w:type="dxa"/>
+              <w:end w:w="120" w:type="dxa"/>
+            </w:tcMar>
+          </w:tcPr>
+          <w:p>
+            <w:pPr>
+              <w:spacing w:after="0" w:line="259" w:lineRule="auto"/>
+            </w:pPr>
+            <w:r>
+              <w:rPr>
+                <w:rFonts w:ascii="Arial" w:hAnsi="Arial"/>
+                <w:sz w:val="17"/>
+              </w:rPr>
+              <w:t>Leistungsnachweise Nordsee-Pflege</w:t>
+            </w:r>
+          </w:p>
+        </w:tc>
+        <w:tc>
+          <w:tcPr>
+            <w:tcW w:type="dxa" w:w="3100"/>
+            <w:vAlign w:val="center"/>
+            <w:shd w:fill="F2F4F7"/>
+            <w:tcMar>
+              <w:top w:w="90" w:type="dxa"/>
+              <w:start w:w="120" w:type="dxa"/>
+              <w:bottom w:w="90" w:type="dxa"/>
+              <w:end w:w="120" w:type="dxa"/>
+            </w:tcMar>
+          </w:tcPr>
+          <w:p>
+            <w:pPr>
+              <w:spacing w:after="0" w:line="259" w:lineRule="auto"/>
+            </w:pPr>
+            <w:r>
+              <w:rPr>
+                <w:rFonts w:ascii="Arial" w:hAnsi="Arial"/>
+                <w:sz w:val="17"/>
+              </w:rPr>
+              <w:t>Eigenleistungen Karsten daneben</w:t>
+            </w:r>
+          </w:p>
+        </w:tc>
+      </w:tr>
+      <w:tr>
+        <w:tc>
+          <w:tcPr>
+            <w:tcW w:type="dxa" w:w="1250"/>
+            <w:vAlign w:val="center"/>
+            <w:tcMar>
+              <w:top w:w="90" w:type="dxa"/>
+              <w:start w:w="120" w:type="dxa"/>
+              <w:bottom w:w="90" w:type="dxa"/>
+              <w:end w:w="120" w:type="dxa"/>
+            </w:tcMar>
+          </w:tcPr>
+          <w:p>
+            <w:pPr>
+              <w:spacing w:after="0" w:line="259" w:lineRule="auto"/>
+            </w:pPr>
+            <w:r>
+              <w:rPr>
+                <w:rFonts w:ascii="Arial" w:hAnsi="Arial"/>
+                <w:sz w:val="17"/>
+              </w:rPr>
               <w:t>14.01.2026</w:t>
             </w:r>
           </w:p>
         </w:tc>
         <w:tc>
           <w:tcPr>
-            <w:tcW w:type="dxa" w:w="2160"/>
+            <w:tcW w:type="dxa" w:w="2750"/>
+            <w:vAlign w:val="center"/>
+            <w:tcMar>
+              <w:top w:w="90" w:type="dxa"/>
+              <w:start w:w="120" w:type="dxa"/>
+              <w:bottom w:w="90" w:type="dxa"/>
+              <w:end w:w="120" w:type="dxa"/>
+            </w:tcMar>
           </w:tcPr>
           <w:p>
+            <w:pPr>
+              <w:spacing w:after="0" w:line="259" w:lineRule="auto"/>
+            </w:pPr>
             <w:r>
+              <w:rPr>
+                <w:rFonts w:ascii="Arial" w:hAnsi="Arial"/>
+                <w:sz w:val="17"/>
+              </w:rPr>
               <w:t>Tod Helga Martensen</w:t>
             </w:r>
           </w:p>
         </w:tc>
         <w:tc>
           <w:tcPr>
-            <w:tcW w:type="dxa" w:w="2160"/>
+            <w:tcW w:type="dxa" w:w="2500"/>
+            <w:vAlign w:val="center"/>
+            <w:tcMar>
+              <w:top w:w="90" w:type="dxa"/>
+              <w:start w:w="120" w:type="dxa"/>
+              <w:bottom w:w="90" w:type="dxa"/>
+              <w:end w:w="120" w:type="dxa"/>
+            </w:tcMar>
           </w:tcPr>
           <w:p>
+            <w:pPr>
+              <w:spacing w:after="0" w:line="259" w:lineRule="auto"/>
+            </w:pPr>
             <w:r>
-              <w:t>Sterbeurkunde</w:t>
+              <w:rPr>
+                <w:rFonts w:ascii="Arial" w:hAnsi="Arial"/>
+                <w:sz w:val="17"/>
+              </w:rPr>
+              <w:t>Sterbeurkunde S 17/2026</w:t>
             </w:r>
           </w:p>
         </w:tc>
         <w:tc>
           <w:tcPr>
-            <w:tcW w:type="dxa" w:w="2160"/>
+            <w:tcW w:type="dxa" w:w="3100"/>
+            <w:vAlign w:val="center"/>
+            <w:tcMar>
+              <w:top w:w="90" w:type="dxa"/>
+              <w:start w:w="120" w:type="dxa"/>
+              <w:bottom w:w="90" w:type="dxa"/>
+              <w:end w:w="120" w:type="dxa"/>
+            </w:tcMar>
           </w:tcPr>
           <w:p>
+            <w:pPr>
+              <w:spacing w:after="0" w:line="259" w:lineRule="auto"/>
+            </w:pPr>
             <w:r>
+              <w:rPr>
+                <w:rFonts w:ascii="Arial" w:hAnsi="Arial"/>
+                <w:sz w:val="17"/>
+              </w:rPr>
               <w:t>unstreitig</w:t>
             </w:r>
           </w:p>
@@ -201,41 +911,101 @@
       <w:tr>
         <w:tc>
           <w:tcPr>
-            <w:tcW w:type="dxa" w:w="2160"/>
+            <w:tcW w:type="dxa" w:w="1250"/>
+            <w:vAlign w:val="center"/>
+            <w:shd w:fill="F2F4F7"/>
+            <w:tcMar>
+              <w:top w:w="90" w:type="dxa"/>
+              <w:start w:w="120" w:type="dxa"/>
+              <w:bottom w:w="90" w:type="dxa"/>
+              <w:end w:w="120" w:type="dxa"/>
+            </w:tcMar>
           </w:tcPr>
           <w:p>
+            <w:pPr>
+              <w:spacing w:after="0" w:line="259" w:lineRule="auto"/>
+            </w:pPr>
             <w:r>
+              <w:rPr>
+                <w:rFonts w:ascii="Arial" w:hAnsi="Arial"/>
+                <w:sz w:val="17"/>
+              </w:rPr>
               <w:t>30.03.2026</w:t>
             </w:r>
           </w:p>
         </w:tc>
         <w:tc>
           <w:tcPr>
-            <w:tcW w:type="dxa" w:w="2160"/>
+            <w:tcW w:type="dxa" w:w="2750"/>
+            <w:vAlign w:val="center"/>
+            <w:shd w:fill="F2F4F7"/>
+            <w:tcMar>
+              <w:top w:w="90" w:type="dxa"/>
+              <w:start w:w="120" w:type="dxa"/>
+              <w:bottom w:w="90" w:type="dxa"/>
+              <w:end w:w="120" w:type="dxa"/>
+            </w:tcMar>
           </w:tcPr>
           <w:p>
+            <w:pPr>
+              <w:spacing w:after="0" w:line="259" w:lineRule="auto"/>
+            </w:pPr>
             <w:r>
-              <w:t>Nachlassverzeichnis privat</w:t>
+              <w:rPr>
+                <w:rFonts w:ascii="Arial" w:hAnsi="Arial"/>
+                <w:sz w:val="17"/>
+              </w:rPr>
+              <w:t>Privates Nachlassverzeichnis</w:t>
             </w:r>
           </w:p>
         </w:tc>
         <w:tc>
           <w:tcPr>
-            <w:tcW w:type="dxa" w:w="2160"/>
+            <w:tcW w:type="dxa" w:w="2500"/>
+            <w:vAlign w:val="center"/>
+            <w:shd w:fill="F2F4F7"/>
+            <w:tcMar>
+              <w:top w:w="90" w:type="dxa"/>
+              <w:start w:w="120" w:type="dxa"/>
+              <w:bottom w:w="90" w:type="dxa"/>
+              <w:end w:w="120" w:type="dxa"/>
+            </w:tcMar>
           </w:tcPr>
           <w:p>
+            <w:pPr>
+              <w:spacing w:after="0" w:line="259" w:lineRule="auto"/>
+            </w:pPr>
             <w:r>
-              <w:t>Karsten</w:t>
+              <w:rPr>
+                <w:rFonts w:ascii="Arial" w:hAnsi="Arial"/>
+                <w:sz w:val="17"/>
+              </w:rPr>
+              <w:t>Schreiben Karsten</w:t>
             </w:r>
           </w:p>
         </w:tc>
         <w:tc>
           <w:tcPr>
-            <w:tcW w:type="dxa" w:w="2160"/>
+            <w:tcW w:type="dxa" w:w="3100"/>
+            <w:vAlign w:val="center"/>
+            <w:shd w:fill="F2F4F7"/>
+            <w:tcMar>
+              <w:top w:w="90" w:type="dxa"/>
+              <w:start w:w="120" w:type="dxa"/>
+              <w:bottom w:w="90" w:type="dxa"/>
+              <w:end w:w="120" w:type="dxa"/>
+            </w:tcMar>
           </w:tcPr>
           <w:p>
+            <w:pPr>
+              <w:spacing w:after="0" w:line="259" w:lineRule="auto"/>
+            </w:pPr>
             <w:r>
-              <w:t>unvollständig</w:t>
+              <w:rPr>
+                <w:rFonts w:ascii="Arial" w:hAnsi="Arial"/>
+                <w:sz w:val="17"/>
+              </w:rPr>
+              <w:t>Vollständigkeit und Wertermittlung</w:t>
             </w:r>
           </w:p>
         </w:tc>
@@ -243,41 +1013,199 @@
       <w:tr>
         <w:tc>
           <w:tcPr>
-            <w:tcW w:type="dxa" w:w="2160"/>
+            <w:tcW w:type="dxa" w:w="1250"/>
+            <w:vAlign w:val="center"/>
+            <w:tcMar>
+              <w:top w:w="90" w:type="dxa"/>
+              <w:start w:w="120" w:type="dxa"/>
+              <w:bottom w:w="90" w:type="dxa"/>
+              <w:end w:w="120" w:type="dxa"/>
+            </w:tcMar>
           </w:tcPr>
           <w:p>
+            <w:pPr>
+              <w:spacing w:after="0" w:line="259" w:lineRule="auto"/>
+            </w:pPr>
             <w:r>
+              <w:rPr>
+                <w:rFonts w:ascii="Arial" w:hAnsi="Arial"/>
+                <w:sz w:val="17"/>
+              </w:rPr>
               <w:t>25.06.2026</w:t>
             </w:r>
           </w:p>
         </w:tc>
         <w:tc>
           <w:tcPr>
-            <w:tcW w:type="dxa" w:w="2160"/>
+            <w:tcW w:type="dxa" w:w="2750"/>
+            <w:vAlign w:val="center"/>
+            <w:tcMar>
+              <w:top w:w="90" w:type="dxa"/>
+              <w:start w:w="120" w:type="dxa"/>
+              <w:bottom w:w="90" w:type="dxa"/>
+              <w:end w:w="120" w:type="dxa"/>
+            </w:tcMar>
           </w:tcPr>
           <w:p>
+            <w:pPr>
+              <w:spacing w:after="0" w:line="259" w:lineRule="auto"/>
+            </w:pPr>
             <w:r>
-              <w:t>Anja fordert notarielles Verzeichnis</w:t>
+              <w:rPr>
+                <w:rFonts w:ascii="Arial" w:hAnsi="Arial"/>
+                <w:sz w:val="17"/>
+              </w:rPr>
+              <w:t>Auskunftsverlangen Anja</w:t>
             </w:r>
           </w:p>
         </w:tc>
         <w:tc>
           <w:tcPr>
-            <w:tcW w:type="dxa" w:w="2160"/>
+            <w:tcW w:type="dxa" w:w="2500"/>
+            <w:vAlign w:val="center"/>
+            <w:tcMar>
+              <w:top w:w="90" w:type="dxa"/>
+              <w:start w:w="120" w:type="dxa"/>
+              <w:bottom w:w="90" w:type="dxa"/>
+              <w:end w:w="120" w:type="dxa"/>
+            </w:tcMar>
           </w:tcPr>
           <w:p>
+            <w:pPr>
+              <w:spacing w:after="0" w:line="259" w:lineRule="auto"/>
+            </w:pPr>
             <w:r>
-              <w:t>Anwaltsschreiben</w:t>
+              <w:rPr>
+                <w:rFonts w:ascii="Arial" w:hAnsi="Arial"/>
+                <w:sz w:val="17"/>
+              </w:rPr>
+              <w:t>Schreiben Voranwalt</w:t>
             </w:r>
           </w:p>
         </w:tc>
         <w:tc>
           <w:tcPr>
-            <w:tcW w:type="dxa" w:w="2160"/>
+            <w:tcW w:type="dxa" w:w="3100"/>
+            <w:vAlign w:val="center"/>
+            <w:tcMar>
+              <w:top w:w="90" w:type="dxa"/>
+              <w:start w:w="120" w:type="dxa"/>
+              <w:bottom w:w="90" w:type="dxa"/>
+              <w:end w:w="120" w:type="dxa"/>
+            </w:tcMar>
           </w:tcPr>
           <w:p>
+            <w:pPr>
+              <w:spacing w:after="0" w:line="259" w:lineRule="auto"/>
+            </w:pPr>
             <w:r>
-              <w:t>Frist läuft</w:t>
+              <w:rPr>
+                <w:rFonts w:ascii="Arial" w:hAnsi="Arial"/>
+                <w:sz w:val="17"/>
+              </w:rPr>
+              <w:t>Zugangsnachweis</w:t>
+            </w:r>
+          </w:p>
+        </w:tc>
+      </w:tr>
+      <w:tr>
+        <w:tc>
+          <w:tcPr>
+            <w:tcW w:type="dxa" w:w="1250"/>
+            <w:vAlign w:val="center"/>
+            <w:shd w:fill="F2F4F7"/>
+            <w:tcMar>
+              <w:top w:w="90" w:type="dxa"/>
+              <w:start w:w="120" w:type="dxa"/>
+              <w:bottom w:w="90" w:type="dxa"/>
+              <w:end w:w="120" w:type="dxa"/>
+            </w:tcMar>
+          </w:tcPr>
+          <w:p>
+            <w:pPr>
+              <w:spacing w:after="0" w:line="259" w:lineRule="auto"/>
+            </w:pPr>
+            <w:r>
+              <w:rPr>
+                <w:rFonts w:ascii="Arial" w:hAnsi="Arial"/>
+                <w:sz w:val="17"/>
+              </w:rPr>
+              <w:t>29.06.2026</w:t>
+            </w:r>
+          </w:p>
+        </w:tc>
+        <w:tc>
+          <w:tcPr>
+            <w:tcW w:type="dxa" w:w="2750"/>
+            <w:vAlign w:val="center"/>
+            <w:shd w:fill="F2F4F7"/>
+            <w:tcMar>
+              <w:top w:w="90" w:type="dxa"/>
+              <w:start w:w="120" w:type="dxa"/>
+              <w:bottom w:w="90" w:type="dxa"/>
+              <w:end w:w="120" w:type="dxa"/>
+            </w:tcMar>
+          </w:tcPr>
+          <w:p>
+            <w:pPr>
+              <w:spacing w:after="0" w:line="259" w:lineRule="auto"/>
+            </w:pPr>
+            <w:r>
+              <w:rPr>
+                <w:rFonts w:ascii="Arial" w:hAnsi="Arial"/>
+                <w:sz w:val="17"/>
+              </w:rPr>
+              <w:t>Mandatsübernahme</w:t>
+            </w:r>
+          </w:p>
+        </w:tc>
+        <w:tc>
+          <w:tcPr>
+            <w:tcW w:type="dxa" w:w="2500"/>
+            <w:vAlign w:val="center"/>
+            <w:shd w:fill="F2F4F7"/>
+            <w:tcMar>
+              <w:top w:w="90" w:type="dxa"/>
+              <w:start w:w="120" w:type="dxa"/>
+              <w:bottom w:w="90" w:type="dxa"/>
+              <w:end w:w="120" w:type="dxa"/>
+            </w:tcMar>
+          </w:tcPr>
+          <w:p>
+            <w:pPr>
+              <w:spacing w:after="0" w:line="259" w:lineRule="auto"/>
+            </w:pPr>
+            <w:r>
+              <w:rPr>
+                <w:rFonts w:ascii="Arial" w:hAnsi="Arial"/>
+                <w:sz w:val="17"/>
+              </w:rPr>
+              <w:t>Mandatsnotiz</w:t>
+            </w:r>
+          </w:p>
+        </w:tc>
+        <w:tc>
+          <w:tcPr>
+            <w:tcW w:type="dxa" w:w="3100"/>
+            <w:vAlign w:val="center"/>
+            <w:shd w:fill="F2F4F7"/>
+            <w:tcMar>
+              <w:top w:w="90" w:type="dxa"/>
+              <w:start w:w="120" w:type="dxa"/>
+              <w:bottom w:w="90" w:type="dxa"/>
+              <w:end w:w="120" w:type="dxa"/>
+            </w:tcMar>
+          </w:tcPr>
+          <w:p>
+            <w:pPr>
+              <w:spacing w:after="0" w:line="259" w:lineRule="auto"/>
+            </w:pPr>
+            <w:r>
+              <w:rPr>
+                <w:rFonts w:ascii="Arial" w:hAnsi="Arial"/>
+                <w:sz w:val="17"/>
+              </w:rPr>
+              <w:t>Fristen und Anspruchsgegner</w:t>
             </w:r>
           </w:p>
         </w:tc>
@@ -285,50 +1213,85 @@
     </w:tbl>
     <w:p>
       <w:pPr>
-        <w:pStyle w:val="Heading2"/>
+        <w:spacing w:after="0"/>
+      </w:pPr>
+    </w:p>
+    <w:p>
+      <w:pPr>
+        <w:pStyle w:val="Heading1"/>
       </w:pPr>
       <w:r>
-        <w:t>2. Unsaubere Punkte</w:t>
+        <w:t>2. Arbeitshypothesen ohne Vorfestlegung</w:t>
       </w:r>
     </w:p>
     <w:p>
+      <w:pPr>
+        <w:jc w:val="both"/>
+      </w:pPr>
       <w:r>
-        <w:t>Helga übertrug 2018 das Haus in Keitum auf Karsten, behielt sich lebenslangen Nießbrauch und Wohnrecht vor.</w:t>
-      </w:r>
-    </w:p>
-    <w:p>
-      <w:r>
-        <w:t>Karsten behauptet erhebliche Pflegeleistungen und Investitionen in Dach und Heizung.</w:t>
-      </w:r>
-    </w:p>
-    <w:p>
-      <w:r>
-        <w:t>Anja sieht eine nahezu vollständige wirtschaftliche Beibehaltung der Nutzung bei der Erblasserin.</w:t>
-      </w:r>
-    </w:p>
-    <w:p>
-      <w:r>
-        <w:t>Ein Depot wurde 2021 auf den Enkel Theo übertragen; die Erblasserin erhielt weiterhin Zinsen auf ihr Konto.</w:t>
-      </w:r>
-    </w:p>
-    <w:p>
-      <w:r>
-        <w:t>Das private Nachlassverzeichnis enthält Schmuck, Hausrat und Bankguthaben nur grob.</w:t>
-      </w:r>
-    </w:p>
-    <w:p>
-      <w:r>
-        <w:t>Die Immobilienbewertung schwankt wegen Nießbrauch, Ferienvermietung und Sanierungsstau.</w:t>
+        <w:t>Für das Grundstück ist nicht nur der Urkundentext, sondern die tatsächlich praktizierte Nutzungs- und Lastenverteilung zu rekonstruieren. Beim Depot sind Übertragung, weitere Erträge, etwaige Rückübertragungsrechte und der Zahlungsweg auseinanderzuhalten. Pflege- und Investitionsaufwand ist nach Datum, Zahlendem, Rechtsgrund und möglicher Gegenleistung zu prüfen; eine pauschale Verrechnung unterbleibt.</w:t>
       </w:r>
     </w:p>
     <w:sectPr>
-      <w:pgSz w:w="12240" w:h="15840"/>
-      <w:pgMar w:top="1440" w:right="1800" w:bottom="1440" w:left="1800" w:header="720" w:footer="720" w:gutter="0"/>
+      <w:headerReference w:type="default" r:id="rId9"/>
+      <w:footerReference w:type="default" r:id="rId10"/>
+      <w:pgSz w:w="11906" w:h="16838"/>
+      <w:pgMar w:top="1020" w:right="1134" w:bottom="1020" w:left="1417" w:header="454" w:footer="454" w:gutter="0"/>
       <w:cols w:space="720"/>
       <w:docGrid w:linePitch="360"/>
     </w:sectPr>
   </w:body>
 </w:document>
+</file>
+
+<file path=word/footer1.xml><?xml version="1.0" encoding="utf-8"?>
+<w:ftr xmlns:m="http://schemas.openxmlformats.org/officeDocument/2006/math" xmlns:mc="http://schemas.openxmlformats.org/markup-compatibility/2006" xmlns:mo="http://schemas.microsoft.com/office/mac/office/2008/main" xmlns:mv="urn:schemas-microsoft-com:mac:vml" xmlns:o="urn:schemas-microsoft-com:office:office" xmlns:r="http://schemas.openxmlformats.org/officeDocument/2006/relationships" xmlns:v="urn:schemas-microsoft-com:vml" xmlns:w10="urn:schemas-microsoft-com:office:word" xmlns:w14="http://schemas.microsoft.com/office/word/2010/wordml" xmlns:w="http://schemas.openxmlformats.org/wordprocessingml/2006/main" xmlns:wne="http://schemas.microsoft.com/office/word/2006/wordml" xmlns:wp14="http://schemas.microsoft.com/office/word/2010/wordprocessingDrawing" xmlns:wp="http://schemas.openxmlformats.org/drawingml/2006/wordprocessingDrawing" xmlns:wpc="http://schemas.microsoft.com/office/word/2010/wordprocessingCanvas" xmlns:wpg="http://schemas.microsoft.com/office/word/2010/wordprocessingGroup" xmlns:wpi="http://schemas.microsoft.com/office/word/2010/wordprocessingInk" xmlns:wps="http://schemas.microsoft.com/office/word/2010/wordprocessingShape" mc:Ignorable="w14 wp14">
+  <w:p>
+    <w:pPr>
+      <w:pStyle w:val="Footer"/>
+      <w:spacing w:before="0"/>
+      <w:jc w:val="right"/>
+    </w:pPr>
+    <w:r>
+      <w:rPr>
+        <w:rFonts w:ascii="Arial" w:hAnsi="Arial"/>
+        <w:color w:val="586069"/>
+        <w:sz w:val="16"/>
+      </w:rPr>
+      <w:t xml:space="preserve">Seite </w:t>
+    </w:r>
+    <w:r>
+      <w:rPr>
+        <w:rFonts w:ascii="Arial" w:hAnsi="Arial"/>
+        <w:color w:val="586069"/>
+        <w:sz w:val="16"/>
+      </w:rPr>
+      <w:fldChar w:fldCharType="begin"/>
+      <w:instrText xml:space="preserve"> PAGE </w:instrText>
+      <w:fldChar w:fldCharType="end"/>
+    </w:r>
+  </w:p>
+</w:ftr>
+</file>
+
+<file path=word/header1.xml><?xml version="1.0" encoding="utf-8"?>
+<w:hdr xmlns:m="http://schemas.openxmlformats.org/officeDocument/2006/math" xmlns:mc="http://schemas.openxmlformats.org/markup-compatibility/2006" xmlns:mo="http://schemas.microsoft.com/office/mac/office/2008/main" xmlns:mv="urn:schemas-microsoft-com:mac:vml" xmlns:o="urn:schemas-microsoft-com:office:office" xmlns:r="http://schemas.openxmlformats.org/officeDocument/2006/relationships" xmlns:v="urn:schemas-microsoft-com:vml" xmlns:w10="urn:schemas-microsoft-com:office:word" xmlns:w14="http://schemas.microsoft.com/office/word/2010/wordml" xmlns:w="http://schemas.openxmlformats.org/wordprocessingml/2006/main" xmlns:wne="http://schemas.microsoft.com/office/word/2006/wordml" xmlns:wp14="http://schemas.microsoft.com/office/word/2010/wordprocessingDrawing" xmlns:wp="http://schemas.openxmlformats.org/drawingml/2006/wordprocessingDrawing" xmlns:wpc="http://schemas.microsoft.com/office/word/2010/wordprocessingCanvas" xmlns:wpg="http://schemas.microsoft.com/office/word/2010/wordprocessingGroup" xmlns:wpi="http://schemas.microsoft.com/office/word/2010/wordprocessingInk" xmlns:wps="http://schemas.microsoft.com/office/word/2010/wordprocessingShape" mc:Ignorable="w14 wp14">
+  <w:p>
+    <w:pPr>
+      <w:pStyle w:val="Header"/>
+      <w:spacing w:after="0"/>
+      <w:jc w:val="right"/>
+    </w:pPr>
+    <w:r>
+      <w:rPr>
+        <w:rFonts w:ascii="Arial" w:hAnsi="Arial"/>
+        <w:color w:val="586069"/>
+        <w:sz w:val="16"/>
+      </w:rPr>
+      <w:t>Petersen &amp; Hagedorn Rechtsanwälte  |  PMH/26-184 AM</w:t>
+    </w:r>
+  </w:p>
+</w:hdr>
 </file>
 
 <file path=word/numbering.xml><?xml version="1.0" encoding="utf-8"?>
@@ -694,9 +1657,13 @@
     <w:name w:val="Normal"/>
     <w:qFormat/>
     <w:rsid w:val="00FC693F"/>
+    <w:pPr>
+      <w:widowControl/>
+      <w:spacing w:before="0" w:after="120" w:line="276" w:lineRule="auto"/>
+    </w:pPr>
     <w:rPr>
-      <w:rFonts w:ascii="Times New Roman" w:hAnsi="Times New Roman"/>
-      <w:sz w:val="22"/>
+      <w:rFonts w:ascii="Arial" w:hAnsi="Arial"/>
+      <w:sz w:val="21"/>
     </w:rPr>
   </w:style>
   <w:style w:type="paragraph" w:styleId="Header">
@@ -754,15 +1721,15 @@
     <w:pPr>
       <w:keepNext/>
       <w:keepLines/>
-      <w:spacing w:before="480" w:after="0"/>
+      <w:spacing w:before="240" w:after="120"/>
       <w:outlineLvl w:val="0"/>
     </w:pPr>
     <w:rPr>
-      <w:rFonts w:asciiTheme="majorHAnsi" w:eastAsiaTheme="majorEastAsia" w:hAnsiTheme="majorHAnsi" w:cstheme="majorBidi" w:ascii="Times New Roman" w:hAnsi="Times New Roman"/>
+      <w:rFonts w:asciiTheme="majorHAnsi" w:eastAsiaTheme="majorEastAsia" w:hAnsiTheme="majorHAnsi" w:cstheme="majorBidi" w:ascii="Arial" w:hAnsi="Arial"/>
       <w:b/>
       <w:bCs/>
-      <w:color w:val="365F91" w:themeColor="accent1" w:themeShade="BF"/>
-      <w:sz w:val="26"/>
+      <w:color w:val="17365D"/>
+      <w:sz w:val="25"/>
       <w:szCs w:val="28"/>
     </w:rPr>
   </w:style>
@@ -778,15 +1745,15 @@
     <w:pPr>
       <w:keepNext/>
       <w:keepLines/>
-      <w:spacing w:before="200" w:after="0"/>
+      <w:spacing w:before="200" w:after="100"/>
       <w:outlineLvl w:val="1"/>
     </w:pPr>
     <w:rPr>
-      <w:rFonts w:asciiTheme="majorHAnsi" w:eastAsiaTheme="majorEastAsia" w:hAnsiTheme="majorHAnsi" w:cstheme="majorBidi" w:ascii="Times New Roman" w:hAnsi="Times New Roman"/>
+      <w:rFonts w:asciiTheme="majorHAnsi" w:eastAsiaTheme="majorEastAsia" w:hAnsiTheme="majorHAnsi" w:cstheme="majorBidi" w:ascii="Arial" w:hAnsi="Arial"/>
       <w:b/>
       <w:bCs/>
-      <w:color w:val="4F81BD" w:themeColor="accent1"/>
-      <w:sz w:val="24"/>
+      <w:color w:val="17365D"/>
+      <w:sz w:val="23"/>
       <w:szCs w:val="26"/>
     </w:rPr>
   </w:style>
@@ -802,15 +1769,15 @@
     <w:pPr>
       <w:keepNext/>
       <w:keepLines/>
-      <w:spacing w:before="200" w:after="0"/>
+      <w:spacing w:before="160" w:after="80"/>
       <w:outlineLvl w:val="2"/>
     </w:pPr>
     <w:rPr>
-      <w:rFonts w:asciiTheme="majorHAnsi" w:eastAsiaTheme="majorEastAsia" w:hAnsiTheme="majorHAnsi" w:cstheme="majorBidi" w:ascii="Times New Roman" w:hAnsi="Times New Roman"/>
+      <w:rFonts w:asciiTheme="majorHAnsi" w:eastAsiaTheme="majorEastAsia" w:hAnsiTheme="majorHAnsi" w:cstheme="majorBidi" w:ascii="Arial" w:hAnsi="Arial"/>
       <w:b/>
       <w:bCs/>
-      <w:color w:val="4F81BD" w:themeColor="accent1"/>
-      <w:sz w:val="24"/>
+      <w:color w:val="17365D"/>
+      <w:sz w:val="21"/>
     </w:rPr>
   </w:style>
   <w:style w:type="paragraph" w:styleId="Heading4">
@@ -1044,15 +2011,16 @@
       <w:pBdr>
         <w:bottom w:val="single" w:sz="8" w:space="4" w:color="4F81BD" w:themeColor="accent1"/>
       </w:pBdr>
-      <w:spacing w:after="300" w:line="240" w:lineRule="auto"/>
+      <w:spacing w:after="200" w:line="240" w:lineRule="auto" w:before="160"/>
       <w:contextualSpacing/>
     </w:pPr>
     <w:rPr>
-      <w:rFonts w:asciiTheme="majorHAnsi" w:eastAsiaTheme="majorEastAsia" w:hAnsiTheme="majorHAnsi" w:cstheme="majorBidi"/>
-      <w:color w:val="17365D" w:themeColor="text2" w:themeShade="BF"/>
+      <w:rFonts w:asciiTheme="majorHAnsi" w:eastAsiaTheme="majorEastAsia" w:hAnsiTheme="majorHAnsi" w:cstheme="majorBidi" w:ascii="Arial" w:hAnsi="Arial"/>
+      <w:b/>
+      <w:color w:val="17365D"/>
       <w:spacing w:val="5"/>
       <w:kern w:val="28"/>
-      <w:sz w:val="52"/>
+      <w:sz w:val="30"/>
       <w:szCs w:val="52"/>
     </w:rPr>
   </w:style>

--- a/testakten/erbrecht-pflichtteilsergaenzung-niesbrauch-depot-sylt/02_chronologie_arbeitsstand.docx
+++ b/testakten/erbrecht-pflichtteilsergaenzung-niesbrauch-depot-sylt/02_chronologie_arbeitsstand.docx
@@ -4,11 +4,13 @@
   <w:body>
     <w:p>
       <w:pPr>
+        <w:pStyle w:val="Title"/>
+        <w:widowControl/>
         <w:spacing w:after="40"/>
       </w:pPr>
       <w:r>
         <w:rPr>
-          <w:rFonts w:ascii="Arial" w:hAnsi="Arial"/>
+          <w:rFonts w:ascii="Arial" w:hAnsi="Arial" w:eastAsia="Arial"/>
           <w:b/>
           <w:color w:val="17365D"/>
           <w:sz w:val="17"/>
@@ -18,11 +20,12 @@
     </w:p>
     <w:p>
       <w:pPr>
+        <w:widowControl/>
         <w:spacing w:after="40"/>
       </w:pPr>
       <w:r>
         <w:rPr>
-          <w:rFonts w:ascii="Arial" w:hAnsi="Arial"/>
+          <w:rFonts w:ascii="Arial" w:hAnsi="Arial" w:eastAsia="Arial"/>
           <w:b/>
           <w:sz w:val="25"/>
         </w:rPr>
@@ -31,11 +34,12 @@
     </w:p>
     <w:p>
       <w:pPr>
+        <w:widowControl/>
         <w:spacing w:after="200"/>
       </w:pPr>
       <w:r>
         <w:rPr>
-          <w:rFonts w:ascii="Arial" w:hAnsi="Arial"/>
+          <w:rFonts w:ascii="Arial" w:hAnsi="Arial" w:eastAsia="Arial"/>
           <w:color w:val="586069"/>
           <w:sz w:val="17"/>
         </w:rPr>
@@ -44,19 +48,24 @@
     </w:p>
     <w:p>
       <w:pPr>
+        <w:widowControl/>
         <w:spacing w:after="160"/>
       </w:pPr>
       <w:r>
+        <w:rPr>
+          <w:rFonts w:ascii="Arial" w:hAnsi="Arial" w:eastAsia="Arial"/>
+        </w:rPr>
         <w:t>Intern - elektronische Handakte</w:t>
       </w:r>
     </w:p>
     <w:p>
       <w:pPr>
+        <w:widowControl/>
         <w:spacing w:after="80"/>
       </w:pPr>
       <w:r>
         <w:rPr>
-          <w:rFonts w:ascii="Arial" w:hAnsi="Arial"/>
+          <w:rFonts w:ascii="Arial" w:hAnsi="Arial" w:eastAsia="Arial"/>
           <w:color w:val="586069"/>
           <w:sz w:val="18"/>
         </w:rPr>
@@ -66,24 +75,36 @@
     <w:p>
       <w:pPr>
         <w:pStyle w:val="Title"/>
+        <w:widowControl/>
       </w:pPr>
       <w:r>
+        <w:rPr>
+          <w:rFonts w:ascii="Arial" w:hAnsi="Arial" w:eastAsia="Arial"/>
+        </w:rPr>
         <w:t>Chronologie und Belegstatus</w:t>
       </w:r>
     </w:p>
     <w:p>
       <w:pPr>
+        <w:widowControl/>
         <w:jc w:val="both"/>
       </w:pPr>
       <w:r>
+        <w:rPr>
+          <w:rFonts w:ascii="Arial" w:hAnsi="Arial" w:eastAsia="Arial"/>
+        </w:rPr>
         <w:t>Die Chronologie bildet Tatsachen, Beleglage und Widersprüche ab. Datumsangaben ohne Primärbeleg bleiben als vorläufig gekennzeichnet.</w:t>
       </w:r>
     </w:p>
     <w:p>
       <w:pPr>
         <w:pStyle w:val="Heading1"/>
+        <w:widowControl/>
       </w:pPr>
       <w:r>
+        <w:rPr>
+          <w:rFonts w:ascii="Arial" w:hAnsi="Arial" w:eastAsia="Arial"/>
+        </w:rPr>
         <w:t>1. Zeitachse</w:t>
       </w:r>
     </w:p>
@@ -91,8 +112,9 @@
       <w:tblPr>
         <w:tblStyle w:val="TableGrid"/>
         <w:tblW w:type="dxa" w:w="9600"/>
-        <w:tblLayout w:type="fixed"/>
+        <w:tblLayout w:type="autofit"/>
         <w:tblLook w:firstColumn="1" w:firstRow="1" w:lastColumn="0" w:lastRow="0" w:noHBand="0" w:noVBand="1" w:val="04A0"/>
+        <w:jc w:val="center"/>
         <w:tblInd w:w="120" w:type="dxa"/>
       </w:tblPr>
       <w:tblGrid>
@@ -104,28 +126,34 @@
       <w:tr>
         <w:trPr>
           <w:tblHeader w:val="true"/>
+          <w:tblHeader w:val="true"/>
+          <w:tblHeader w:val="true"/>
+          <w:tblHeader w:val="true"/>
+          <w:tblHeader w:val="true"/>
+          <w:tblHeader w:val="true"/>
         </w:trPr>
         <w:tc>
           <w:tcPr>
             <w:tcW w:type="dxa" w:w="1250"/>
             <w:vAlign w:val="center"/>
-            <w:shd w:fill="DCE6F1"/>
+            <w:shd w:fill="17324D"/>
             <w:tcMar>
               <w:top w:w="90" w:type="dxa"/>
-              <w:start w:w="120" w:type="dxa"/>
+              <w:start w:w="100" w:type="dxa"/>
               <w:bottom w:w="90" w:type="dxa"/>
-              <w:end w:w="120" w:type="dxa"/>
+              <w:end w:w="100" w:type="dxa"/>
             </w:tcMar>
           </w:tcPr>
           <w:p>
             <w:pPr>
-              <w:spacing w:after="0"/>
+              <w:spacing w:after="30"/>
             </w:pPr>
             <w:r>
               <w:rPr>
                 <w:rFonts w:ascii="Arial" w:hAnsi="Arial"/>
                 <w:b/>
-                <w:sz w:val="18"/>
+                <w:color w:val="FFFFFF"/>
+                <w:sz w:val="17"/>
               </w:rPr>
               <w:t>Datum</w:t>
             </w:r>
@@ -135,23 +163,24 @@
           <w:tcPr>
             <w:tcW w:type="dxa" w:w="2750"/>
             <w:vAlign w:val="center"/>
-            <w:shd w:fill="DCE6F1"/>
+            <w:shd w:fill="17324D"/>
             <w:tcMar>
               <w:top w:w="90" w:type="dxa"/>
-              <w:start w:w="120" w:type="dxa"/>
+              <w:start w:w="100" w:type="dxa"/>
               <w:bottom w:w="90" w:type="dxa"/>
-              <w:end w:w="120" w:type="dxa"/>
+              <w:end w:w="100" w:type="dxa"/>
             </w:tcMar>
           </w:tcPr>
           <w:p>
             <w:pPr>
-              <w:spacing w:after="0"/>
+              <w:spacing w:after="30"/>
             </w:pPr>
             <w:r>
               <w:rPr>
                 <w:rFonts w:ascii="Arial" w:hAnsi="Arial"/>
                 <w:b/>
-                <w:sz w:val="18"/>
+                <w:color w:val="FFFFFF"/>
+                <w:sz w:val="17"/>
               </w:rPr>
               <w:t>Vorgang</w:t>
             </w:r>
@@ -161,23 +190,24 @@
           <w:tcPr>
             <w:tcW w:type="dxa" w:w="2500"/>
             <w:vAlign w:val="center"/>
-            <w:shd w:fill="DCE6F1"/>
+            <w:shd w:fill="17324D"/>
             <w:tcMar>
               <w:top w:w="90" w:type="dxa"/>
-              <w:start w:w="120" w:type="dxa"/>
+              <w:start w:w="100" w:type="dxa"/>
               <w:bottom w:w="90" w:type="dxa"/>
-              <w:end w:w="120" w:type="dxa"/>
+              <w:end w:w="100" w:type="dxa"/>
             </w:tcMar>
           </w:tcPr>
           <w:p>
             <w:pPr>
-              <w:spacing w:after="0"/>
+              <w:spacing w:after="30"/>
             </w:pPr>
             <w:r>
               <w:rPr>
                 <w:rFonts w:ascii="Arial" w:hAnsi="Arial"/>
                 <w:b/>
-                <w:sz w:val="18"/>
+                <w:color w:val="FFFFFF"/>
+                <w:sz w:val="17"/>
               </w:rPr>
               <w:t>Quelle</w:t>
             </w:r>
@@ -187,23 +217,24 @@
           <w:tcPr>
             <w:tcW w:type="dxa" w:w="3100"/>
             <w:vAlign w:val="center"/>
-            <w:shd w:fill="DCE6F1"/>
+            <w:shd w:fill="17324D"/>
             <w:tcMar>
               <w:top w:w="90" w:type="dxa"/>
-              <w:start w:w="120" w:type="dxa"/>
+              <w:start w:w="100" w:type="dxa"/>
               <w:bottom w:w="90" w:type="dxa"/>
-              <w:end w:w="120" w:type="dxa"/>
+              <w:end w:w="100" w:type="dxa"/>
             </w:tcMar>
           </w:tcPr>
           <w:p>
             <w:pPr>
-              <w:spacing w:after="0"/>
+              <w:spacing w:after="30"/>
             </w:pPr>
             <w:r>
               <w:rPr>
                 <w:rFonts w:ascii="Arial" w:hAnsi="Arial"/>
                 <w:b/>
-                <w:sz w:val="18"/>
+                <w:color w:val="FFFFFF"/>
+                <w:sz w:val="17"/>
               </w:rPr>
               <w:t>Offener Punkt</w:t>
             </w:r>
@@ -217,14 +248,14 @@
             <w:vAlign w:val="center"/>
             <w:tcMar>
               <w:top w:w="90" w:type="dxa"/>
-              <w:start w:w="120" w:type="dxa"/>
+              <w:start w:w="100" w:type="dxa"/>
               <w:bottom w:w="90" w:type="dxa"/>
-              <w:end w:w="120" w:type="dxa"/>
+              <w:end w:w="100" w:type="dxa"/>
             </w:tcMar>
           </w:tcPr>
           <w:p>
             <w:pPr>
-              <w:spacing w:after="0" w:line="259" w:lineRule="auto"/>
+              <w:spacing w:after="30" w:line="259" w:lineRule="auto"/>
             </w:pPr>
             <w:r>
               <w:rPr>
@@ -241,14 +272,14 @@
             <w:vAlign w:val="center"/>
             <w:tcMar>
               <w:top w:w="90" w:type="dxa"/>
-              <w:start w:w="120" w:type="dxa"/>
+              <w:start w:w="100" w:type="dxa"/>
               <w:bottom w:w="90" w:type="dxa"/>
-              <w:end w:w="120" w:type="dxa"/>
+              <w:end w:w="100" w:type="dxa"/>
             </w:tcMar>
           </w:tcPr>
           <w:p>
             <w:pPr>
-              <w:spacing w:after="0" w:line="259" w:lineRule="auto"/>
+              <w:spacing w:after="30" w:line="259" w:lineRule="auto"/>
             </w:pPr>
             <w:r>
               <w:rPr>
@@ -265,14 +296,14 @@
             <w:vAlign w:val="center"/>
             <w:tcMar>
               <w:top w:w="90" w:type="dxa"/>
-              <w:start w:w="120" w:type="dxa"/>
+              <w:start w:w="100" w:type="dxa"/>
               <w:bottom w:w="90" w:type="dxa"/>
-              <w:end w:w="120" w:type="dxa"/>
+              <w:end w:w="100" w:type="dxa"/>
             </w:tcMar>
           </w:tcPr>
           <w:p>
             <w:pPr>
-              <w:spacing w:after="0" w:line="259" w:lineRule="auto"/>
+              <w:spacing w:after="30" w:line="259" w:lineRule="auto"/>
             </w:pPr>
             <w:r>
               <w:rPr>
@@ -289,14 +320,14 @@
             <w:vAlign w:val="center"/>
             <w:tcMar>
               <w:top w:w="90" w:type="dxa"/>
-              <w:start w:w="120" w:type="dxa"/>
+              <w:start w:w="100" w:type="dxa"/>
               <w:bottom w:w="90" w:type="dxa"/>
-              <w:end w:w="120" w:type="dxa"/>
+              <w:end w:w="100" w:type="dxa"/>
             </w:tcMar>
           </w:tcPr>
           <w:p>
             <w:pPr>
-              <w:spacing w:after="0" w:line="259" w:lineRule="auto"/>
+              <w:spacing w:after="30" w:line="259" w:lineRule="auto"/>
             </w:pPr>
             <w:r>
               <w:rPr>
@@ -313,17 +344,17 @@
           <w:tcPr>
             <w:tcW w:type="dxa" w:w="1250"/>
             <w:vAlign w:val="center"/>
-            <w:shd w:fill="F2F4F7"/>
+            <w:shd w:fill="F2F4F5"/>
             <w:tcMar>
               <w:top w:w="90" w:type="dxa"/>
-              <w:start w:w="120" w:type="dxa"/>
+              <w:start w:w="100" w:type="dxa"/>
               <w:bottom w:w="90" w:type="dxa"/>
-              <w:end w:w="120" w:type="dxa"/>
+              <w:end w:w="100" w:type="dxa"/>
             </w:tcMar>
           </w:tcPr>
           <w:p>
             <w:pPr>
-              <w:spacing w:after="0" w:line="259" w:lineRule="auto"/>
+              <w:spacing w:after="30" w:line="259" w:lineRule="auto"/>
             </w:pPr>
             <w:r>
               <w:rPr>
@@ -338,17 +369,17 @@
           <w:tcPr>
             <w:tcW w:type="dxa" w:w="2750"/>
             <w:vAlign w:val="center"/>
-            <w:shd w:fill="F2F4F7"/>
+            <w:shd w:fill="F2F4F5"/>
             <w:tcMar>
               <w:top w:w="90" w:type="dxa"/>
-              <w:start w:w="120" w:type="dxa"/>
+              <w:start w:w="100" w:type="dxa"/>
               <w:bottom w:w="90" w:type="dxa"/>
-              <w:end w:w="120" w:type="dxa"/>
+              <w:end w:w="100" w:type="dxa"/>
             </w:tcMar>
           </w:tcPr>
           <w:p>
             <w:pPr>
-              <w:spacing w:after="0" w:line="259" w:lineRule="auto"/>
+              <w:spacing w:after="30" w:line="259" w:lineRule="auto"/>
             </w:pPr>
             <w:r>
               <w:rPr>
@@ -363,17 +394,17 @@
           <w:tcPr>
             <w:tcW w:type="dxa" w:w="2500"/>
             <w:vAlign w:val="center"/>
-            <w:shd w:fill="F2F4F7"/>
+            <w:shd w:fill="F2F4F5"/>
             <w:tcMar>
               <w:top w:w="90" w:type="dxa"/>
-              <w:start w:w="120" w:type="dxa"/>
+              <w:start w:w="100" w:type="dxa"/>
               <w:bottom w:w="90" w:type="dxa"/>
-              <w:end w:w="120" w:type="dxa"/>
+              <w:end w:w="100" w:type="dxa"/>
             </w:tcMar>
           </w:tcPr>
           <w:p>
             <w:pPr>
-              <w:spacing w:after="0" w:line="259" w:lineRule="auto"/>
+              <w:spacing w:after="30" w:line="259" w:lineRule="auto"/>
             </w:pPr>
             <w:r>
               <w:rPr>
@@ -388,17 +419,17 @@
           <w:tcPr>
             <w:tcW w:type="dxa" w:w="3100"/>
             <w:vAlign w:val="center"/>
-            <w:shd w:fill="F2F4F7"/>
+            <w:shd w:fill="F2F4F5"/>
             <w:tcMar>
               <w:top w:w="90" w:type="dxa"/>
-              <w:start w:w="120" w:type="dxa"/>
+              <w:start w:w="100" w:type="dxa"/>
               <w:bottom w:w="90" w:type="dxa"/>
-              <w:end w:w="120" w:type="dxa"/>
+              <w:end w:w="100" w:type="dxa"/>
             </w:tcMar>
           </w:tcPr>
           <w:p>
             <w:pPr>
-              <w:spacing w:after="0" w:line="259" w:lineRule="auto"/>
+              <w:spacing w:after="30" w:line="259" w:lineRule="auto"/>
             </w:pPr>
             <w:r>
               <w:rPr>
@@ -417,14 +448,14 @@
             <w:vAlign w:val="center"/>
             <w:tcMar>
               <w:top w:w="90" w:type="dxa"/>
-              <w:start w:w="120" w:type="dxa"/>
+              <w:start w:w="100" w:type="dxa"/>
               <w:bottom w:w="90" w:type="dxa"/>
-              <w:end w:w="120" w:type="dxa"/>
+              <w:end w:w="100" w:type="dxa"/>
             </w:tcMar>
           </w:tcPr>
           <w:p>
             <w:pPr>
-              <w:spacing w:after="0" w:line="259" w:lineRule="auto"/>
+              <w:spacing w:after="30" w:line="259" w:lineRule="auto"/>
             </w:pPr>
             <w:r>
               <w:rPr>
@@ -441,14 +472,14 @@
             <w:vAlign w:val="center"/>
             <w:tcMar>
               <w:top w:w="90" w:type="dxa"/>
-              <w:start w:w="120" w:type="dxa"/>
+              <w:start w:w="100" w:type="dxa"/>
               <w:bottom w:w="90" w:type="dxa"/>
-              <w:end w:w="120" w:type="dxa"/>
+              <w:end w:w="100" w:type="dxa"/>
             </w:tcMar>
           </w:tcPr>
           <w:p>
             <w:pPr>
-              <w:spacing w:after="0" w:line="259" w:lineRule="auto"/>
+              <w:spacing w:after="30" w:line="259" w:lineRule="auto"/>
             </w:pPr>
             <w:r>
               <w:rPr>
@@ -465,14 +496,14 @@
             <w:vAlign w:val="center"/>
             <w:tcMar>
               <w:top w:w="90" w:type="dxa"/>
-              <w:start w:w="120" w:type="dxa"/>
+              <w:start w:w="100" w:type="dxa"/>
               <w:bottom w:w="90" w:type="dxa"/>
-              <w:end w:w="120" w:type="dxa"/>
+              <w:end w:w="100" w:type="dxa"/>
             </w:tcMar>
           </w:tcPr>
           <w:p>
             <w:pPr>
-              <w:spacing w:after="0" w:line="259" w:lineRule="auto"/>
+              <w:spacing w:after="30" w:line="259" w:lineRule="auto"/>
             </w:pPr>
             <w:r>
               <w:rPr>
@@ -489,14 +520,14 @@
             <w:vAlign w:val="center"/>
             <w:tcMar>
               <w:top w:w="90" w:type="dxa"/>
-              <w:start w:w="120" w:type="dxa"/>
+              <w:start w:w="100" w:type="dxa"/>
               <w:bottom w:w="90" w:type="dxa"/>
-              <w:end w:w="120" w:type="dxa"/>
+              <w:end w:w="100" w:type="dxa"/>
             </w:tcMar>
           </w:tcPr>
           <w:p>
             <w:pPr>
-              <w:spacing w:after="0" w:line="259" w:lineRule="auto"/>
+              <w:spacing w:after="30" w:line="259" w:lineRule="auto"/>
             </w:pPr>
             <w:r>
               <w:rPr>
@@ -513,17 +544,17 @@
           <w:tcPr>
             <w:tcW w:type="dxa" w:w="1250"/>
             <w:vAlign w:val="center"/>
-            <w:shd w:fill="F2F4F7"/>
+            <w:shd w:fill="F2F4F5"/>
             <w:tcMar>
               <w:top w:w="90" w:type="dxa"/>
-              <w:start w:w="120" w:type="dxa"/>
+              <w:start w:w="100" w:type="dxa"/>
               <w:bottom w:w="90" w:type="dxa"/>
-              <w:end w:w="120" w:type="dxa"/>
+              <w:end w:w="100" w:type="dxa"/>
             </w:tcMar>
           </w:tcPr>
           <w:p>
             <w:pPr>
-              <w:spacing w:after="0" w:line="259" w:lineRule="auto"/>
+              <w:spacing w:after="30" w:line="259" w:lineRule="auto"/>
             </w:pPr>
             <w:r>
               <w:rPr>
@@ -538,17 +569,17 @@
           <w:tcPr>
             <w:tcW w:type="dxa" w:w="2750"/>
             <w:vAlign w:val="center"/>
-            <w:shd w:fill="F2F4F7"/>
+            <w:shd w:fill="F2F4F5"/>
             <w:tcMar>
               <w:top w:w="90" w:type="dxa"/>
-              <w:start w:w="120" w:type="dxa"/>
+              <w:start w:w="100" w:type="dxa"/>
               <w:bottom w:w="90" w:type="dxa"/>
-              <w:end w:w="120" w:type="dxa"/>
+              <w:end w:w="100" w:type="dxa"/>
             </w:tcMar>
           </w:tcPr>
           <w:p>
             <w:pPr>
-              <w:spacing w:after="0" w:line="259" w:lineRule="auto"/>
+              <w:spacing w:after="30" w:line="259" w:lineRule="auto"/>
             </w:pPr>
             <w:r>
               <w:rPr>
@@ -563,17 +594,17 @@
           <w:tcPr>
             <w:tcW w:type="dxa" w:w="2500"/>
             <w:vAlign w:val="center"/>
-            <w:shd w:fill="F2F4F7"/>
+            <w:shd w:fill="F2F4F5"/>
             <w:tcMar>
               <w:top w:w="90" w:type="dxa"/>
-              <w:start w:w="120" w:type="dxa"/>
+              <w:start w:w="100" w:type="dxa"/>
               <w:bottom w:w="90" w:type="dxa"/>
-              <w:end w:w="120" w:type="dxa"/>
+              <w:end w:w="100" w:type="dxa"/>
             </w:tcMar>
           </w:tcPr>
           <w:p>
             <w:pPr>
-              <w:spacing w:after="0" w:line="259" w:lineRule="auto"/>
+              <w:spacing w:after="30" w:line="259" w:lineRule="auto"/>
             </w:pPr>
             <w:r>
               <w:rPr>
@@ -588,17 +619,17 @@
           <w:tcPr>
             <w:tcW w:type="dxa" w:w="3100"/>
             <w:vAlign w:val="center"/>
-            <w:shd w:fill="F2F4F7"/>
+            <w:shd w:fill="F2F4F5"/>
             <w:tcMar>
               <w:top w:w="90" w:type="dxa"/>
-              <w:start w:w="120" w:type="dxa"/>
+              <w:start w:w="100" w:type="dxa"/>
               <w:bottom w:w="90" w:type="dxa"/>
-              <w:end w:w="120" w:type="dxa"/>
+              <w:end w:w="100" w:type="dxa"/>
             </w:tcMar>
           </w:tcPr>
           <w:p>
             <w:pPr>
-              <w:spacing w:after="0" w:line="259" w:lineRule="auto"/>
+              <w:spacing w:after="30" w:line="259" w:lineRule="auto"/>
             </w:pPr>
             <w:r>
               <w:rPr>
@@ -617,14 +648,14 @@
             <w:vAlign w:val="center"/>
             <w:tcMar>
               <w:top w:w="90" w:type="dxa"/>
-              <w:start w:w="120" w:type="dxa"/>
+              <w:start w:w="100" w:type="dxa"/>
               <w:bottom w:w="90" w:type="dxa"/>
-              <w:end w:w="120" w:type="dxa"/>
+              <w:end w:w="100" w:type="dxa"/>
             </w:tcMar>
           </w:tcPr>
           <w:p>
             <w:pPr>
-              <w:spacing w:after="0" w:line="259" w:lineRule="auto"/>
+              <w:spacing w:after="30" w:line="259" w:lineRule="auto"/>
             </w:pPr>
             <w:r>
               <w:rPr>
@@ -641,14 +672,14 @@
             <w:vAlign w:val="center"/>
             <w:tcMar>
               <w:top w:w="90" w:type="dxa"/>
-              <w:start w:w="120" w:type="dxa"/>
+              <w:start w:w="100" w:type="dxa"/>
               <w:bottom w:w="90" w:type="dxa"/>
-              <w:end w:w="120" w:type="dxa"/>
+              <w:end w:w="100" w:type="dxa"/>
             </w:tcMar>
           </w:tcPr>
           <w:p>
             <w:pPr>
-              <w:spacing w:after="0" w:line="259" w:lineRule="auto"/>
+              <w:spacing w:after="30" w:line="259" w:lineRule="auto"/>
             </w:pPr>
             <w:r>
               <w:rPr>
@@ -665,14 +696,14 @@
             <w:vAlign w:val="center"/>
             <w:tcMar>
               <w:top w:w="90" w:type="dxa"/>
-              <w:start w:w="120" w:type="dxa"/>
+              <w:start w:w="100" w:type="dxa"/>
               <w:bottom w:w="90" w:type="dxa"/>
-              <w:end w:w="120" w:type="dxa"/>
+              <w:end w:w="100" w:type="dxa"/>
             </w:tcMar>
           </w:tcPr>
           <w:p>
             <w:pPr>
-              <w:spacing w:after="0" w:line="259" w:lineRule="auto"/>
+              <w:spacing w:after="30" w:line="259" w:lineRule="auto"/>
             </w:pPr>
             <w:r>
               <w:rPr>
@@ -689,14 +720,14 @@
             <w:vAlign w:val="center"/>
             <w:tcMar>
               <w:top w:w="90" w:type="dxa"/>
-              <w:start w:w="120" w:type="dxa"/>
+              <w:start w:w="100" w:type="dxa"/>
               <w:bottom w:w="90" w:type="dxa"/>
-              <w:end w:w="120" w:type="dxa"/>
+              <w:end w:w="100" w:type="dxa"/>
             </w:tcMar>
           </w:tcPr>
           <w:p>
             <w:pPr>
-              <w:spacing w:after="0" w:line="259" w:lineRule="auto"/>
+              <w:spacing w:after="30" w:line="259" w:lineRule="auto"/>
             </w:pPr>
             <w:r>
               <w:rPr>
@@ -713,17 +744,17 @@
           <w:tcPr>
             <w:tcW w:type="dxa" w:w="1250"/>
             <w:vAlign w:val="center"/>
-            <w:shd w:fill="F2F4F7"/>
+            <w:shd w:fill="F2F4F5"/>
             <w:tcMar>
               <w:top w:w="90" w:type="dxa"/>
-              <w:start w:w="120" w:type="dxa"/>
+              <w:start w:w="100" w:type="dxa"/>
               <w:bottom w:w="90" w:type="dxa"/>
-              <w:end w:w="120" w:type="dxa"/>
+              <w:end w:w="100" w:type="dxa"/>
             </w:tcMar>
           </w:tcPr>
           <w:p>
             <w:pPr>
-              <w:spacing w:after="0" w:line="259" w:lineRule="auto"/>
+              <w:spacing w:after="30" w:line="259" w:lineRule="auto"/>
             </w:pPr>
             <w:r>
               <w:rPr>
@@ -738,17 +769,17 @@
           <w:tcPr>
             <w:tcW w:type="dxa" w:w="2750"/>
             <w:vAlign w:val="center"/>
-            <w:shd w:fill="F2F4F7"/>
+            <w:shd w:fill="F2F4F5"/>
             <w:tcMar>
               <w:top w:w="90" w:type="dxa"/>
-              <w:start w:w="120" w:type="dxa"/>
+              <w:start w:w="100" w:type="dxa"/>
               <w:bottom w:w="90" w:type="dxa"/>
-              <w:end w:w="120" w:type="dxa"/>
+              <w:end w:w="100" w:type="dxa"/>
             </w:tcMar>
           </w:tcPr>
           <w:p>
             <w:pPr>
-              <w:spacing w:after="0" w:line="259" w:lineRule="auto"/>
+              <w:spacing w:after="30" w:line="259" w:lineRule="auto"/>
             </w:pPr>
             <w:r>
               <w:rPr>
@@ -763,17 +794,17 @@
           <w:tcPr>
             <w:tcW w:type="dxa" w:w="2500"/>
             <w:vAlign w:val="center"/>
-            <w:shd w:fill="F2F4F7"/>
+            <w:shd w:fill="F2F4F5"/>
             <w:tcMar>
               <w:top w:w="90" w:type="dxa"/>
-              <w:start w:w="120" w:type="dxa"/>
+              <w:start w:w="100" w:type="dxa"/>
               <w:bottom w:w="90" w:type="dxa"/>
-              <w:end w:w="120" w:type="dxa"/>
+              <w:end w:w="100" w:type="dxa"/>
             </w:tcMar>
           </w:tcPr>
           <w:p>
             <w:pPr>
-              <w:spacing w:after="0" w:line="259" w:lineRule="auto"/>
+              <w:spacing w:after="30" w:line="259" w:lineRule="auto"/>
             </w:pPr>
             <w:r>
               <w:rPr>
@@ -788,17 +819,17 @@
           <w:tcPr>
             <w:tcW w:type="dxa" w:w="3100"/>
             <w:vAlign w:val="center"/>
-            <w:shd w:fill="F2F4F7"/>
+            <w:shd w:fill="F2F4F5"/>
             <w:tcMar>
               <w:top w:w="90" w:type="dxa"/>
-              <w:start w:w="120" w:type="dxa"/>
+              <w:start w:w="100" w:type="dxa"/>
               <w:bottom w:w="90" w:type="dxa"/>
-              <w:end w:w="120" w:type="dxa"/>
+              <w:end w:w="100" w:type="dxa"/>
             </w:tcMar>
           </w:tcPr>
           <w:p>
             <w:pPr>
-              <w:spacing w:after="0" w:line="259" w:lineRule="auto"/>
+              <w:spacing w:after="30" w:line="259" w:lineRule="auto"/>
             </w:pPr>
             <w:r>
               <w:rPr>
@@ -817,14 +848,14 @@
             <w:vAlign w:val="center"/>
             <w:tcMar>
               <w:top w:w="90" w:type="dxa"/>
-              <w:start w:w="120" w:type="dxa"/>
+              <w:start w:w="100" w:type="dxa"/>
               <w:bottom w:w="90" w:type="dxa"/>
-              <w:end w:w="120" w:type="dxa"/>
+              <w:end w:w="100" w:type="dxa"/>
             </w:tcMar>
           </w:tcPr>
           <w:p>
             <w:pPr>
-              <w:spacing w:after="0" w:line="259" w:lineRule="auto"/>
+              <w:spacing w:after="30" w:line="259" w:lineRule="auto"/>
             </w:pPr>
             <w:r>
               <w:rPr>
@@ -841,14 +872,14 @@
             <w:vAlign w:val="center"/>
             <w:tcMar>
               <w:top w:w="90" w:type="dxa"/>
-              <w:start w:w="120" w:type="dxa"/>
+              <w:start w:w="100" w:type="dxa"/>
               <w:bottom w:w="90" w:type="dxa"/>
-              <w:end w:w="120" w:type="dxa"/>
+              <w:end w:w="100" w:type="dxa"/>
             </w:tcMar>
           </w:tcPr>
           <w:p>
             <w:pPr>
-              <w:spacing w:after="0" w:line="259" w:lineRule="auto"/>
+              <w:spacing w:after="30" w:line="259" w:lineRule="auto"/>
             </w:pPr>
             <w:r>
               <w:rPr>
@@ -865,14 +896,14 @@
             <w:vAlign w:val="center"/>
             <w:tcMar>
               <w:top w:w="90" w:type="dxa"/>
-              <w:start w:w="120" w:type="dxa"/>
+              <w:start w:w="100" w:type="dxa"/>
               <w:bottom w:w="90" w:type="dxa"/>
-              <w:end w:w="120" w:type="dxa"/>
+              <w:end w:w="100" w:type="dxa"/>
             </w:tcMar>
           </w:tcPr>
           <w:p>
             <w:pPr>
-              <w:spacing w:after="0" w:line="259" w:lineRule="auto"/>
+              <w:spacing w:after="30" w:line="259" w:lineRule="auto"/>
             </w:pPr>
             <w:r>
               <w:rPr>
@@ -889,14 +920,14 @@
             <w:vAlign w:val="center"/>
             <w:tcMar>
               <w:top w:w="90" w:type="dxa"/>
-              <w:start w:w="120" w:type="dxa"/>
+              <w:start w:w="100" w:type="dxa"/>
               <w:bottom w:w="90" w:type="dxa"/>
-              <w:end w:w="120" w:type="dxa"/>
+              <w:end w:w="100" w:type="dxa"/>
             </w:tcMar>
           </w:tcPr>
           <w:p>
             <w:pPr>
-              <w:spacing w:after="0" w:line="259" w:lineRule="auto"/>
+              <w:spacing w:after="30" w:line="259" w:lineRule="auto"/>
             </w:pPr>
             <w:r>
               <w:rPr>
@@ -913,17 +944,17 @@
           <w:tcPr>
             <w:tcW w:type="dxa" w:w="1250"/>
             <w:vAlign w:val="center"/>
-            <w:shd w:fill="F2F4F7"/>
+            <w:shd w:fill="F2F4F5"/>
             <w:tcMar>
               <w:top w:w="90" w:type="dxa"/>
-              <w:start w:w="120" w:type="dxa"/>
+              <w:start w:w="100" w:type="dxa"/>
               <w:bottom w:w="90" w:type="dxa"/>
-              <w:end w:w="120" w:type="dxa"/>
+              <w:end w:w="100" w:type="dxa"/>
             </w:tcMar>
           </w:tcPr>
           <w:p>
             <w:pPr>
-              <w:spacing w:after="0" w:line="259" w:lineRule="auto"/>
+              <w:spacing w:after="30" w:line="259" w:lineRule="auto"/>
             </w:pPr>
             <w:r>
               <w:rPr>
@@ -938,17 +969,17 @@
           <w:tcPr>
             <w:tcW w:type="dxa" w:w="2750"/>
             <w:vAlign w:val="center"/>
-            <w:shd w:fill="F2F4F7"/>
+            <w:shd w:fill="F2F4F5"/>
             <w:tcMar>
               <w:top w:w="90" w:type="dxa"/>
-              <w:start w:w="120" w:type="dxa"/>
+              <w:start w:w="100" w:type="dxa"/>
               <w:bottom w:w="90" w:type="dxa"/>
-              <w:end w:w="120" w:type="dxa"/>
+              <w:end w:w="100" w:type="dxa"/>
             </w:tcMar>
           </w:tcPr>
           <w:p>
             <w:pPr>
-              <w:spacing w:after="0" w:line="259" w:lineRule="auto"/>
+              <w:spacing w:after="30" w:line="259" w:lineRule="auto"/>
             </w:pPr>
             <w:r>
               <w:rPr>
@@ -963,17 +994,17 @@
           <w:tcPr>
             <w:tcW w:type="dxa" w:w="2500"/>
             <w:vAlign w:val="center"/>
-            <w:shd w:fill="F2F4F7"/>
+            <w:shd w:fill="F2F4F5"/>
             <w:tcMar>
               <w:top w:w="90" w:type="dxa"/>
-              <w:start w:w="120" w:type="dxa"/>
+              <w:start w:w="100" w:type="dxa"/>
               <w:bottom w:w="90" w:type="dxa"/>
-              <w:end w:w="120" w:type="dxa"/>
+              <w:end w:w="100" w:type="dxa"/>
             </w:tcMar>
           </w:tcPr>
           <w:p>
             <w:pPr>
-              <w:spacing w:after="0" w:line="259" w:lineRule="auto"/>
+              <w:spacing w:after="30" w:line="259" w:lineRule="auto"/>
             </w:pPr>
             <w:r>
               <w:rPr>
@@ -988,17 +1019,17 @@
           <w:tcPr>
             <w:tcW w:type="dxa" w:w="3100"/>
             <w:vAlign w:val="center"/>
-            <w:shd w:fill="F2F4F7"/>
+            <w:shd w:fill="F2F4F5"/>
             <w:tcMar>
               <w:top w:w="90" w:type="dxa"/>
-              <w:start w:w="120" w:type="dxa"/>
+              <w:start w:w="100" w:type="dxa"/>
               <w:bottom w:w="90" w:type="dxa"/>
-              <w:end w:w="120" w:type="dxa"/>
+              <w:end w:w="100" w:type="dxa"/>
             </w:tcMar>
           </w:tcPr>
           <w:p>
             <w:pPr>
-              <w:spacing w:after="0" w:line="259" w:lineRule="auto"/>
+              <w:spacing w:after="30" w:line="259" w:lineRule="auto"/>
             </w:pPr>
             <w:r>
               <w:rPr>
@@ -1017,14 +1048,14 @@
             <w:vAlign w:val="center"/>
             <w:tcMar>
               <w:top w:w="90" w:type="dxa"/>
-              <w:start w:w="120" w:type="dxa"/>
+              <w:start w:w="100" w:type="dxa"/>
               <w:bottom w:w="90" w:type="dxa"/>
-              <w:end w:w="120" w:type="dxa"/>
+              <w:end w:w="100" w:type="dxa"/>
             </w:tcMar>
           </w:tcPr>
           <w:p>
             <w:pPr>
-              <w:spacing w:after="0" w:line="259" w:lineRule="auto"/>
+              <w:spacing w:after="30" w:line="259" w:lineRule="auto"/>
             </w:pPr>
             <w:r>
               <w:rPr>
@@ -1041,14 +1072,14 @@
             <w:vAlign w:val="center"/>
             <w:tcMar>
               <w:top w:w="90" w:type="dxa"/>
-              <w:start w:w="120" w:type="dxa"/>
+              <w:start w:w="100" w:type="dxa"/>
               <w:bottom w:w="90" w:type="dxa"/>
-              <w:end w:w="120" w:type="dxa"/>
+              <w:end w:w="100" w:type="dxa"/>
             </w:tcMar>
           </w:tcPr>
           <w:p>
             <w:pPr>
-              <w:spacing w:after="0" w:line="259" w:lineRule="auto"/>
+              <w:spacing w:after="30" w:line="259" w:lineRule="auto"/>
             </w:pPr>
             <w:r>
               <w:rPr>
@@ -1065,14 +1096,14 @@
             <w:vAlign w:val="center"/>
             <w:tcMar>
               <w:top w:w="90" w:type="dxa"/>
-              <w:start w:w="120" w:type="dxa"/>
+              <w:start w:w="100" w:type="dxa"/>
               <w:bottom w:w="90" w:type="dxa"/>
-              <w:end w:w="120" w:type="dxa"/>
+              <w:end w:w="100" w:type="dxa"/>
             </w:tcMar>
           </w:tcPr>
           <w:p>
             <w:pPr>
-              <w:spacing w:after="0" w:line="259" w:lineRule="auto"/>
+              <w:spacing w:after="30" w:line="259" w:lineRule="auto"/>
             </w:pPr>
             <w:r>
               <w:rPr>
@@ -1089,14 +1120,14 @@
             <w:vAlign w:val="center"/>
             <w:tcMar>
               <w:top w:w="90" w:type="dxa"/>
-              <w:start w:w="120" w:type="dxa"/>
+              <w:start w:w="100" w:type="dxa"/>
               <w:bottom w:w="90" w:type="dxa"/>
-              <w:end w:w="120" w:type="dxa"/>
+              <w:end w:w="100" w:type="dxa"/>
             </w:tcMar>
           </w:tcPr>
           <w:p>
             <w:pPr>
-              <w:spacing w:after="0" w:line="259" w:lineRule="auto"/>
+              <w:spacing w:after="30" w:line="259" w:lineRule="auto"/>
             </w:pPr>
             <w:r>
               <w:rPr>
@@ -1113,17 +1144,17 @@
           <w:tcPr>
             <w:tcW w:type="dxa" w:w="1250"/>
             <w:vAlign w:val="center"/>
-            <w:shd w:fill="F2F4F7"/>
+            <w:shd w:fill="F2F4F5"/>
             <w:tcMar>
               <w:top w:w="90" w:type="dxa"/>
-              <w:start w:w="120" w:type="dxa"/>
+              <w:start w:w="100" w:type="dxa"/>
               <w:bottom w:w="90" w:type="dxa"/>
-              <w:end w:w="120" w:type="dxa"/>
+              <w:end w:w="100" w:type="dxa"/>
             </w:tcMar>
           </w:tcPr>
           <w:p>
             <w:pPr>
-              <w:spacing w:after="0" w:line="259" w:lineRule="auto"/>
+              <w:spacing w:after="30" w:line="259" w:lineRule="auto"/>
             </w:pPr>
             <w:r>
               <w:rPr>
@@ -1138,17 +1169,17 @@
           <w:tcPr>
             <w:tcW w:type="dxa" w:w="2750"/>
             <w:vAlign w:val="center"/>
-            <w:shd w:fill="F2F4F7"/>
+            <w:shd w:fill="F2F4F5"/>
             <w:tcMar>
               <w:top w:w="90" w:type="dxa"/>
-              <w:start w:w="120" w:type="dxa"/>
+              <w:start w:w="100" w:type="dxa"/>
               <w:bottom w:w="90" w:type="dxa"/>
-              <w:end w:w="120" w:type="dxa"/>
+              <w:end w:w="100" w:type="dxa"/>
             </w:tcMar>
           </w:tcPr>
           <w:p>
             <w:pPr>
-              <w:spacing w:after="0" w:line="259" w:lineRule="auto"/>
+              <w:spacing w:after="30" w:line="259" w:lineRule="auto"/>
             </w:pPr>
             <w:r>
               <w:rPr>
@@ -1163,17 +1194,17 @@
           <w:tcPr>
             <w:tcW w:type="dxa" w:w="2500"/>
             <w:vAlign w:val="center"/>
-            <w:shd w:fill="F2F4F7"/>
+            <w:shd w:fill="F2F4F5"/>
             <w:tcMar>
               <w:top w:w="90" w:type="dxa"/>
-              <w:start w:w="120" w:type="dxa"/>
+              <w:start w:w="100" w:type="dxa"/>
               <w:bottom w:w="90" w:type="dxa"/>
-              <w:end w:w="120" w:type="dxa"/>
+              <w:end w:w="100" w:type="dxa"/>
             </w:tcMar>
           </w:tcPr>
           <w:p>
             <w:pPr>
-              <w:spacing w:after="0" w:line="259" w:lineRule="auto"/>
+              <w:spacing w:after="30" w:line="259" w:lineRule="auto"/>
             </w:pPr>
             <w:r>
               <w:rPr>
@@ -1188,17 +1219,17 @@
           <w:tcPr>
             <w:tcW w:type="dxa" w:w="3100"/>
             <w:vAlign w:val="center"/>
-            <w:shd w:fill="F2F4F7"/>
+            <w:shd w:fill="F2F4F5"/>
             <w:tcMar>
               <w:top w:w="90" w:type="dxa"/>
-              <w:start w:w="120" w:type="dxa"/>
+              <w:start w:w="100" w:type="dxa"/>
               <w:bottom w:w="90" w:type="dxa"/>
-              <w:end w:w="120" w:type="dxa"/>
+              <w:end w:w="100" w:type="dxa"/>
             </w:tcMar>
           </w:tcPr>
           <w:p>
             <w:pPr>
-              <w:spacing w:after="0" w:line="259" w:lineRule="auto"/>
+              <w:spacing w:after="30" w:line="259" w:lineRule="auto"/>
             </w:pPr>
             <w:r>
               <w:rPr>
@@ -1213,30 +1244,75 @@
     </w:tbl>
     <w:p>
       <w:pPr>
+        <w:widowControl/>
         <w:spacing w:after="0"/>
       </w:pPr>
     </w:p>
     <w:p>
       <w:pPr>
         <w:pStyle w:val="Heading1"/>
+        <w:widowControl/>
       </w:pPr>
       <w:r>
+        <w:rPr>
+          <w:rFonts w:ascii="Arial" w:hAnsi="Arial" w:eastAsia="Arial"/>
+        </w:rPr>
         <w:t>2. Arbeitshypothesen ohne Vorfestlegung</w:t>
       </w:r>
     </w:p>
     <w:p>
       <w:pPr>
+        <w:widowControl/>
         <w:jc w:val="both"/>
       </w:pPr>
       <w:r>
+        <w:rPr>
+          <w:rFonts w:ascii="Arial" w:hAnsi="Arial" w:eastAsia="Arial"/>
+        </w:rPr>
         <w:t>Für das Grundstück ist nicht nur der Urkundentext, sondern die tatsächlich praktizierte Nutzungs- und Lastenverteilung zu rekonstruieren. Beim Depot sind Übertragung, weitere Erträge, etwaige Rückübertragungsrechte und der Zahlungsweg auseinanderzuhalten. Pflege- und Investitionsaufwand ist nach Datum, Zahlendem, Rechtsgrund und möglicher Gegenleistung zu prüfen; eine pauschale Verrechnung unterbleibt.</w:t>
+      </w:r>
+    </w:p>
+    <w:p>
+      <w:pPr>
+        <w:pStyle w:val="Heading1"/>
+        <w:widowControl/>
+      </w:pPr>
+      <w:r>
+        <w:rPr>
+          <w:rFonts w:ascii="Arial" w:hAnsi="Arial" w:eastAsia="Arial"/>
+        </w:rPr>
+        <w:t>3. Kontrollpunkte der Zeitachse</w:t>
+      </w:r>
+    </w:p>
+    <w:p>
+      <w:pPr>
+        <w:keepLines w:val="0"/>
+        <w:widowControl/>
+      </w:pPr>
+      <w:r>
+        <w:rPr>
+          <w:rFonts w:ascii="Arial" w:hAnsi="Arial" w:eastAsia="Arial"/>
+        </w:rPr>
+        <w:t>Der Erbfall ist durchgehend der 14.01.2026. Die Grundstücksübertragung datiert vom 03.02.2018, die Eigentumsumschreibung vom 19.04.2018 und der Depotübertrag vom 18.09.2021. Abweichende Daten aus einer älteren Arbeitsliste wurden nicht übernommen.</w:t>
+      </w:r>
+    </w:p>
+    <w:p>
+      <w:pPr>
+        <w:keepLines w:val="0"/>
+        <w:widowControl/>
+      </w:pPr>
+      <w:r>
+        <w:rPr>
+          <w:rFonts w:ascii="Arial" w:hAnsi="Arial" w:eastAsia="Arial"/>
+        </w:rPr>
+        <w:t>Für jede behauptete Gegenleistung wird geprüft, ob sie vor oder nach der Übertragung anfiel, wer zahlte und welchem Gebäudeteil sie diente. Bei Depotzahlungen werden Bankbuchung, Ausschüttung und freiwillige Unterstützungsleistung sprachlich getrennt.</w:t>
       </w:r>
     </w:p>
     <w:sectPr>
       <w:headerReference w:type="default" r:id="rId9"/>
       <w:footerReference w:type="default" r:id="rId10"/>
       <w:pgSz w:w="11906" w:h="16838"/>
-      <w:pgMar w:top="1020" w:right="1134" w:bottom="1020" w:left="1417" w:header="454" w:footer="454" w:gutter="0"/>
+      <w:pgMar w:top="1162" w:right="1219" w:bottom="1162" w:left="1276" w:header="397" w:footer="397" w:gutter="0"/>
       <w:cols w:space="720"/>
       <w:docGrid w:linePitch="360"/>
     </w:sectPr>
@@ -1248,23 +1324,34 @@
 <w:ftr xmlns:m="http://schemas.openxmlformats.org/officeDocument/2006/math" xmlns:mc="http://schemas.openxmlformats.org/markup-compatibility/2006" xmlns:mo="http://schemas.microsoft.com/office/mac/office/2008/main" xmlns:mv="urn:schemas-microsoft-com:mac:vml" xmlns:o="urn:schemas-microsoft-com:office:office" xmlns:r="http://schemas.openxmlformats.org/officeDocument/2006/relationships" xmlns:v="urn:schemas-microsoft-com:vml" xmlns:w10="urn:schemas-microsoft-com:office:word" xmlns:w14="http://schemas.microsoft.com/office/word/2010/wordml" xmlns:w="http://schemas.openxmlformats.org/wordprocessingml/2006/main" xmlns:wne="http://schemas.microsoft.com/office/word/2006/wordml" xmlns:wp14="http://schemas.microsoft.com/office/word/2010/wordprocessingDrawing" xmlns:wp="http://schemas.openxmlformats.org/drawingml/2006/wordprocessingDrawing" xmlns:wpc="http://schemas.microsoft.com/office/word/2010/wordprocessingCanvas" xmlns:wpg="http://schemas.microsoft.com/office/word/2010/wordprocessingGroup" xmlns:wpi="http://schemas.microsoft.com/office/word/2010/wordprocessingInk" xmlns:wps="http://schemas.microsoft.com/office/word/2010/wordprocessingShape" mc:Ignorable="w14 wp14">
   <w:p>
     <w:pPr>
-      <w:pStyle w:val="Footer"/>
-      <w:spacing w:before="0"/>
-      <w:jc w:val="right"/>
+      <w:spacing w:before="60"/>
+      <w:jc w:val="center"/>
     </w:pPr>
     <w:r>
       <w:rPr>
         <w:rFonts w:ascii="Arial" w:hAnsi="Arial"/>
-        <w:color w:val="586069"/>
-        <w:sz w:val="16"/>
+        <w:color w:val="6B7378"/>
+        <w:sz w:val="12"/>
+      </w:rPr>
+      <w:t>Lea Petersen, Rechtsanwältin und Fachanwältin für Erbrecht | Anderkonto DE62 2175 0000 0091 4410 08 | BIC NOLADE21NOS | St.-Nr. 17/209/04681 | Berufshaftpflicht: NordAssekuranz AG, Kiel</w:t>
+    </w:r>
+  </w:p>
+  <w:p>
+    <w:pPr>
+      <w:spacing w:after="0"/>
+      <w:jc w:val="center"/>
+    </w:pPr>
+    <w:r>
+      <w:rPr>
+        <w:color w:val="6B7378"/>
+        <w:sz w:val="14"/>
       </w:rPr>
       <w:t xml:space="preserve">Seite </w:t>
     </w:r>
     <w:r>
       <w:rPr>
-        <w:rFonts w:ascii="Arial" w:hAnsi="Arial"/>
-        <w:color w:val="586069"/>
-        <w:sz w:val="16"/>
+        <w:color w:val="6B7378"/>
+        <w:sz w:val="14"/>
       </w:rPr>
       <w:fldChar w:fldCharType="begin"/>
       <w:instrText xml:space="preserve"> PAGE </w:instrText>
@@ -1278,19 +1365,87 @@
 <w:hdr xmlns:m="http://schemas.openxmlformats.org/officeDocument/2006/math" xmlns:mc="http://schemas.openxmlformats.org/markup-compatibility/2006" xmlns:mo="http://schemas.microsoft.com/office/mac/office/2008/main" xmlns:mv="urn:schemas-microsoft-com:mac:vml" xmlns:o="urn:schemas-microsoft-com:office:office" xmlns:r="http://schemas.openxmlformats.org/officeDocument/2006/relationships" xmlns:v="urn:schemas-microsoft-com:vml" xmlns:w10="urn:schemas-microsoft-com:office:word" xmlns:w14="http://schemas.microsoft.com/office/word/2010/wordml" xmlns:w="http://schemas.openxmlformats.org/wordprocessingml/2006/main" xmlns:wne="http://schemas.microsoft.com/office/word/2006/wordml" xmlns:wp14="http://schemas.microsoft.com/office/word/2010/wordprocessingDrawing" xmlns:wp="http://schemas.openxmlformats.org/drawingml/2006/wordprocessingDrawing" xmlns:wpc="http://schemas.microsoft.com/office/word/2010/wordprocessingCanvas" xmlns:wpg="http://schemas.microsoft.com/office/word/2010/wordprocessingGroup" xmlns:wpi="http://schemas.microsoft.com/office/word/2010/wordprocessingInk" xmlns:wps="http://schemas.microsoft.com/office/word/2010/wordprocessingShape" mc:Ignorable="w14 wp14">
   <w:p>
     <w:pPr>
-      <w:pStyle w:val="Header"/>
-      <w:spacing w:after="0"/>
-      <w:jc w:val="right"/>
-    </w:pPr>
-    <w:r>
-      <w:rPr>
-        <w:rFonts w:ascii="Arial" w:hAnsi="Arial"/>
-        <w:color w:val="586069"/>
-        <w:sz w:val="16"/>
-      </w:rPr>
-      <w:t>Petersen &amp; Hagedorn Rechtsanwälte  |  PMH/26-184 AM</w:t>
-    </w:r>
+      <w:pBdr>
+        <w:bottom w:val="single" w:sz="10" w:space="4" w:color="2F6684"/>
+      </w:pBdr>
+    </w:pPr>
   </w:p>
+  <w:tbl>
+    <w:tblPr>
+      <w:tblW w:type="auto" w:w="0"/>
+      <w:jc w:val="center"/>
+      <w:tblLook w:firstColumn="1" w:firstRow="1" w:lastColumn="0" w:lastRow="0" w:noHBand="0" w:noVBand="1" w:val="04A0"/>
+    </w:tblPr>
+    <w:tblGrid>
+      <w:gridCol w:w="6066"/>
+      <w:gridCol w:w="3345"/>
+    </w:tblGrid>
+    <w:tr>
+      <w:tc>
+        <w:tcPr>
+          <w:tcW w:type="dxa" w:w="4706"/>
+        </w:tcPr>
+        <w:p>
+          <w:pPr>
+            <w:spacing w:after="20"/>
+          </w:pPr>
+          <w:r>
+            <w:rPr>
+              <w:rFonts w:ascii="Arial" w:hAnsi="Arial"/>
+              <w:b/>
+              <w:color w:val="17324D"/>
+              <w:sz w:val="21"/>
+            </w:rPr>
+            <w:t>Petersen &amp; Hagedorn Rechtsanwälte</w:t>
+          </w:r>
+        </w:p>
+        <w:p>
+          <w:pPr>
+            <w:spacing w:after="0"/>
+          </w:pPr>
+          <w:r>
+            <w:rPr>
+              <w:color w:val="6B7378"/>
+              <w:sz w:val="15"/>
+            </w:rPr>
+            <w:t>Erbrecht und Vermögensnachfolge | Friedrichstraße 21 | 25980 Sylt</w:t>
+          </w:r>
+        </w:p>
+      </w:tc>
+      <w:tc>
+        <w:tcPr>
+          <w:tcW w:type="dxa" w:w="4706"/>
+        </w:tcPr>
+        <w:p>
+          <w:pPr>
+            <w:spacing w:after="20"/>
+            <w:jc w:val="right"/>
+          </w:pPr>
+          <w:r>
+            <w:rPr>
+              <w:b/>
+              <w:color w:val="17324D"/>
+              <w:sz w:val="18"/>
+            </w:rPr>
+            <w:t>Nachlass Martensen</w:t>
+          </w:r>
+        </w:p>
+        <w:p>
+          <w:pPr>
+            <w:spacing w:after="0"/>
+            <w:jc w:val="right"/>
+          </w:pPr>
+          <w:r>
+            <w:rPr>
+              <w:color w:val="6B7378"/>
+              <w:sz w:val="15"/>
+            </w:rPr>
+            <w:t>Aktenzeichen PMH/26-184 AM</w:t>
+          </w:r>
+        </w:p>
+      </w:tc>
+    </w:tr>
+  </w:tbl>
 </w:hdr>
 </file>
 
@@ -1659,10 +1814,10 @@
     <w:rsid w:val="00FC693F"/>
     <w:pPr>
       <w:widowControl/>
-      <w:spacing w:before="0" w:after="120" w:line="276" w:lineRule="auto"/>
+      <w:spacing w:before="0" w:after="100" w:line="269" w:lineRule="auto"/>
     </w:pPr>
     <w:rPr>
-      <w:rFonts w:ascii="Arial" w:hAnsi="Arial"/>
+      <w:rFonts w:ascii="Arial" w:hAnsi="Arial" w:eastAsia="Arial"/>
       <w:sz w:val="21"/>
     </w:rPr>
   </w:style>
@@ -1721,15 +1876,15 @@
     <w:pPr>
       <w:keepNext/>
       <w:keepLines/>
-      <w:spacing w:before="240" w:after="120"/>
+      <w:spacing w:before="240" w:after="100"/>
       <w:outlineLvl w:val="0"/>
     </w:pPr>
     <w:rPr>
-      <w:rFonts w:asciiTheme="majorHAnsi" w:eastAsiaTheme="majorEastAsia" w:hAnsiTheme="majorHAnsi" w:cstheme="majorBidi" w:ascii="Arial" w:hAnsi="Arial"/>
+      <w:rFonts w:asciiTheme="majorHAnsi" w:eastAsiaTheme="majorEastAsia" w:hAnsiTheme="majorHAnsi" w:cstheme="majorBidi" w:ascii="Arial" w:hAnsi="Arial" w:eastAsia="Arial"/>
       <w:b/>
       <w:bCs/>
-      <w:color w:val="17365D"/>
-      <w:sz w:val="25"/>
+      <w:color w:val="17324D"/>
+      <w:sz w:val="26"/>
       <w:szCs w:val="28"/>
     </w:rPr>
   </w:style>
@@ -1745,14 +1900,14 @@
     <w:pPr>
       <w:keepNext/>
       <w:keepLines/>
-      <w:spacing w:before="200" w:after="100"/>
+      <w:spacing w:before="180" w:after="80"/>
       <w:outlineLvl w:val="1"/>
     </w:pPr>
     <w:rPr>
-      <w:rFonts w:asciiTheme="majorHAnsi" w:eastAsiaTheme="majorEastAsia" w:hAnsiTheme="majorHAnsi" w:cstheme="majorBidi" w:ascii="Arial" w:hAnsi="Arial"/>
+      <w:rFonts w:asciiTheme="majorHAnsi" w:eastAsiaTheme="majorEastAsia" w:hAnsiTheme="majorHAnsi" w:cstheme="majorBidi" w:ascii="Arial" w:hAnsi="Arial" w:eastAsia="Arial"/>
       <w:b/>
       <w:bCs/>
-      <w:color w:val="17365D"/>
+      <w:color w:val="2F6684"/>
       <w:sz w:val="23"/>
       <w:szCs w:val="26"/>
     </w:rPr>
@@ -1769,14 +1924,14 @@
     <w:pPr>
       <w:keepNext/>
       <w:keepLines/>
-      <w:spacing w:before="160" w:after="80"/>
+      <w:spacing w:before="140" w:after="60"/>
       <w:outlineLvl w:val="2"/>
     </w:pPr>
     <w:rPr>
-      <w:rFonts w:asciiTheme="majorHAnsi" w:eastAsiaTheme="majorEastAsia" w:hAnsiTheme="majorHAnsi" w:cstheme="majorBidi" w:ascii="Arial" w:hAnsi="Arial"/>
+      <w:rFonts w:asciiTheme="majorHAnsi" w:eastAsiaTheme="majorEastAsia" w:hAnsiTheme="majorHAnsi" w:cstheme="majorBidi" w:ascii="Arial" w:hAnsi="Arial" w:eastAsia="Arial"/>
       <w:b/>
       <w:bCs/>
-      <w:color w:val="17365D"/>
+      <w:color w:val="17324D"/>
       <w:sz w:val="21"/>
     </w:rPr>
   </w:style>
@@ -2008,19 +2163,20 @@
     <w:qFormat/>
     <w:rsid w:val="00FC693F"/>
     <w:pPr>
+      <w:keepNext/>
       <w:pBdr>
         <w:bottom w:val="single" w:sz="8" w:space="4" w:color="4F81BD" w:themeColor="accent1"/>
       </w:pBdr>
-      <w:spacing w:after="200" w:line="240" w:lineRule="auto" w:before="160"/>
+      <w:spacing w:after="200" w:line="240" w:lineRule="auto" w:before="0"/>
       <w:contextualSpacing/>
     </w:pPr>
     <w:rPr>
-      <w:rFonts w:asciiTheme="majorHAnsi" w:eastAsiaTheme="majorEastAsia" w:hAnsiTheme="majorHAnsi" w:cstheme="majorBidi" w:ascii="Arial" w:hAnsi="Arial"/>
+      <w:rFonts w:asciiTheme="majorHAnsi" w:eastAsiaTheme="majorEastAsia" w:hAnsiTheme="majorHAnsi" w:cstheme="majorBidi" w:ascii="Arial" w:hAnsi="Arial" w:eastAsia="Arial"/>
       <w:b/>
-      <w:color w:val="17365D"/>
+      <w:color w:val="17324D"/>
       <w:spacing w:val="5"/>
       <w:kern w:val="28"/>
-      <w:sz w:val="30"/>
+      <w:sz w:val="34"/>
       <w:szCs w:val="52"/>
     </w:rPr>
   </w:style>
